--- a/docs/01_가정통신문.docx
+++ b/docs/01_가정통신문.docx
@@ -11,7 +11,31 @@
         <w:rPr>
           <w:b w:val="0"/>
         </w:rPr>
-        <w:t>(교회명) 교회학교 [행사명] 안내 및 참가 신청서</w:t>
+        <w:t>(교회명) (부서명) (행사명) 안내문</w:t>
+      </w:r>
+    </w:p>
+    <w:p>
+      <w:r>
+        <w:rPr>
+          <w:b w:val="0"/>
+        </w:rPr>
+        <w:t>사랑하는 학부모님, 주님의 평안을 기원합니다.</w:t>
+      </w:r>
+    </w:p>
+    <w:p>
+      <w:r>
+        <w:rPr>
+          <w:b w:val="0"/>
+        </w:rPr>
+        <w:t>(교회명) (부서명)에서는 우리 아이들이 하나님 안에서 바르게 성장하고, 공동체 안에서 기쁨을 누릴 수 있도록 (행사명)을 준비하였습니다. 이번 행사를 통해 아이들이 신앙의 즐거움을 경험하고 말씀 안에서 깊어지는 시간이 되기를 소망합니다. 귀한 자녀들을 기도로 보내주시길 부탁드리며, 아래와 같이 자세한 내용을 안내해 드립니다. 바쁘시더라도 아이들이 참여하여 은혜의 시간을 누릴 수 있도록 독려해 주시면 감사하겠습니다.</w:t>
+      </w:r>
+    </w:p>
+    <w:p>
+      <w:r>
+        <w:rPr>
+          <w:b w:val="0"/>
+        </w:rPr>
+        <w:t>(부서명) 담당 ________ 드림</w:t>
       </w:r>
     </w:p>
     <w:p>
@@ -22,23 +46,7 @@
         <w:rPr>
           <w:b w:val="0"/>
         </w:rPr>
-        <w:t>1. 인사말 및 행사 취지</w:t>
-      </w:r>
-    </w:p>
-    <w:p>
-      <w:r>
-        <w:rPr>
-          <w:b w:val="0"/>
-        </w:rPr>
-        <w:t>사랑하는 (교회명) 학부모님과 성도님들께 하나님의 평강이 가득하시길 기원합니다.</w:t>
-      </w:r>
-    </w:p>
-    <w:p>
-      <w:r>
-        <w:rPr>
-          <w:b w:val="0"/>
-        </w:rPr>
-        <w:t>하나님의 은혜 가운데 우리 교회학교가 [행사명]을 맞이하게 되었습니다. 이번 행사는 [행사 주제 또는 목적, 예: 아이들이 하나님 안에서 깊은 교제를 나누고, 신앙의 뿌리를 내리는 시간]을 갖기 위해 마련되었습니다. 바쁘신 일상이지만, 자녀들이 믿음 안에서 성장하는 소중한 자리에 꼭 함께해주시길 부탁드립니다.</w:t>
+        <w:t>행사 개요</w:t>
       </w:r>
     </w:p>
     <w:p>
@@ -47,15 +55,9 @@
       </w:pPr>
       <w:r>
         <w:rPr>
-          <w:b/>
-        </w:rPr>
-        <w:t>행사 주제 성구:</w:t>
-      </w:r>
-      <w:r>
-        <w:rPr>
           <w:b w:val="0"/>
         </w:rPr>
-        <w:t xml:space="preserve"> [성경 권 장:절]</w:t>
+        <w:t>주제 : ________</w:t>
       </w:r>
     </w:p>
     <w:p>
@@ -64,42 +66,64 @@
       </w:pPr>
       <w:r>
         <w:rPr>
-          <w:b/>
+          <w:b w:val="0"/>
         </w:rPr>
-        <w:t>이번 행사를 통해 기도할 제목:</w:t>
+        <w:t>주제 말씀 : ________</w:t>
       </w:r>
     </w:p>
     <w:p>
       <w:pPr>
-        <w:pStyle w:val="ListNumber"/>
+        <w:pStyle w:val="ListBullet"/>
       </w:pPr>
       <w:r>
         <w:rPr>
           <w:b w:val="0"/>
         </w:rPr>
-        <w:t>__________________________________________________</w:t>
+        <w:t>일시 : ________</w:t>
       </w:r>
     </w:p>
     <w:p>
       <w:pPr>
-        <w:pStyle w:val="ListNumber"/>
+        <w:pStyle w:val="ListBullet"/>
       </w:pPr>
       <w:r>
         <w:rPr>
           <w:b w:val="0"/>
         </w:rPr>
-        <w:t>__________________________________________________</w:t>
+        <w:t>장소 : ________</w:t>
       </w:r>
     </w:p>
     <w:p>
       <w:pPr>
-        <w:pStyle w:val="ListNumber"/>
+        <w:pStyle w:val="ListBullet"/>
       </w:pPr>
       <w:r>
         <w:rPr>
           <w:b w:val="0"/>
         </w:rPr>
-        <w:t>__________________________________________________</w:t>
+        <w:t>대상 : ________</w:t>
+      </w:r>
+    </w:p>
+    <w:p>
+      <w:pPr>
+        <w:pStyle w:val="ListBullet"/>
+      </w:pPr>
+      <w:r>
+        <w:rPr>
+          <w:b w:val="0"/>
+        </w:rPr>
+        <w:t>준비물 : ________</w:t>
+      </w:r>
+    </w:p>
+    <w:p>
+      <w:pPr>
+        <w:pStyle w:val="ListBullet"/>
+      </w:pPr>
+      <w:r>
+        <w:rPr>
+          <w:b w:val="0"/>
+        </w:rPr>
+        <w:t>참가비 : ________ (입금 계좌: ________)</w:t>
       </w:r>
     </w:p>
     <w:p>
@@ -110,346 +134,7 @@
         <w:rPr>
           <w:b w:val="0"/>
         </w:rPr>
-        <w:t>2. 행사 개요</w:t>
-      </w:r>
-    </w:p>
-    <w:tbl>
-      <w:tblPr>
-        <w:tblStyle w:val="TableGrid"/>
-        <w:tblW w:type="auto" w:w="0"/>
-        <w:tblLook w:firstColumn="1" w:firstRow="1" w:lastColumn="0" w:lastRow="0" w:noHBand="0" w:noVBand="1" w:val="04A0"/>
-      </w:tblPr>
-      <w:tblGrid>
-        <w:gridCol w:w="4320"/>
-        <w:gridCol w:w="4320"/>
-      </w:tblGrid>
-      <w:tr>
-        <w:tc>
-          <w:tcPr>
-            <w:tcW w:type="dxa" w:w="4320"/>
-          </w:tcPr>
-          <w:p>
-            <w:r>
-              <w:rPr>
-                <w:b/>
-              </w:rPr>
-              <w:t>구분</w:t>
-            </w:r>
-          </w:p>
-        </w:tc>
-        <w:tc>
-          <w:tcPr>
-            <w:tcW w:type="dxa" w:w="4320"/>
-          </w:tcPr>
-          <w:p>
-            <w:r>
-              <w:rPr>
-                <w:b/>
-              </w:rPr>
-              <w:t>내용</w:t>
-            </w:r>
-          </w:p>
-        </w:tc>
-      </w:tr>
-      <w:tr>
-        <w:tc>
-          <w:tcPr>
-            <w:tcW w:type="dxa" w:w="4320"/>
-          </w:tcPr>
-          <w:p>
-            <w:r>
-              <w:rPr>
-                <w:b/>
-              </w:rPr>
-              <w:t>일시</w:t>
-            </w:r>
-          </w:p>
-        </w:tc>
-        <w:tc>
-          <w:tcPr>
-            <w:tcW w:type="dxa" w:w="4320"/>
-          </w:tcPr>
-          <w:p>
-            <w:r>
-              <w:rPr>
-                <w:b w:val="0"/>
-              </w:rPr>
-              <w:t>202__년 __월 __일(요일) ~ __월 __일(요일)</w:t>
-            </w:r>
-          </w:p>
-        </w:tc>
-      </w:tr>
-      <w:tr>
-        <w:tc>
-          <w:tcPr>
-            <w:tcW w:type="dxa" w:w="4320"/>
-          </w:tcPr>
-          <w:p>
-            <w:r>
-              <w:rPr>
-                <w:b/>
-              </w:rPr>
-              <w:t>장소</w:t>
-            </w:r>
-          </w:p>
-        </w:tc>
-        <w:tc>
-          <w:tcPr>
-            <w:tcW w:type="dxa" w:w="4320"/>
-          </w:tcPr>
-          <w:p>
-            <w:r>
-              <w:rPr>
-                <w:b w:val="0"/>
-              </w:rPr>
-              <w:t>________________ (상세 주소: ________________)</w:t>
-            </w:r>
-          </w:p>
-        </w:tc>
-      </w:tr>
-      <w:tr>
-        <w:tc>
-          <w:tcPr>
-            <w:tcW w:type="dxa" w:w="4320"/>
-          </w:tcPr>
-          <w:p>
-            <w:r>
-              <w:rPr>
-                <w:b/>
-              </w:rPr>
-              <w:t>집결 장소</w:t>
-            </w:r>
-          </w:p>
-        </w:tc>
-        <w:tc>
-          <w:tcPr>
-            <w:tcW w:type="dxa" w:w="4320"/>
-          </w:tcPr>
-          <w:p>
-            <w:r>
-              <w:rPr>
-                <w:b w:val="0"/>
-              </w:rPr>
-              <w:t>________________</w:t>
-            </w:r>
-          </w:p>
-        </w:tc>
-      </w:tr>
-      <w:tr>
-        <w:tc>
-          <w:tcPr>
-            <w:tcW w:type="dxa" w:w="4320"/>
-          </w:tcPr>
-          <w:p>
-            <w:r>
-              <w:rPr>
-                <w:b/>
-              </w:rPr>
-              <w:t>출발/도착 시간</w:t>
-            </w:r>
-          </w:p>
-        </w:tc>
-        <w:tc>
-          <w:tcPr>
-            <w:tcW w:type="dxa" w:w="4320"/>
-          </w:tcPr>
-          <w:p>
-            <w:r>
-              <w:rPr>
-                <w:b w:val="0"/>
-              </w:rPr>
-              <w:t>출발: ____시 ____분 / 도착: ____시 ____분</w:t>
-            </w:r>
-          </w:p>
-        </w:tc>
-      </w:tr>
-      <w:tr>
-        <w:tc>
-          <w:tcPr>
-            <w:tcW w:type="dxa" w:w="4320"/>
-          </w:tcPr>
-          <w:p>
-            <w:r>
-              <w:rPr>
-                <w:b/>
-              </w:rPr>
-              <w:t>강사</w:t>
-            </w:r>
-          </w:p>
-        </w:tc>
-        <w:tc>
-          <w:tcPr>
-            <w:tcW w:type="dxa" w:w="4320"/>
-          </w:tcPr>
-          <w:p>
-            <w:r>
-              <w:rPr>
-                <w:b w:val="0"/>
-              </w:rPr>
-              <w:t>________________</w:t>
-            </w:r>
-          </w:p>
-        </w:tc>
-      </w:tr>
-      <w:tr>
-        <w:tc>
-          <w:tcPr>
-            <w:tcW w:type="dxa" w:w="4320"/>
-          </w:tcPr>
-          <w:p>
-            <w:r>
-              <w:rPr>
-                <w:b/>
-              </w:rPr>
-              <w:t>참가 대상</w:t>
-            </w:r>
-          </w:p>
-        </w:tc>
-        <w:tc>
-          <w:tcPr>
-            <w:tcW w:type="dxa" w:w="4320"/>
-          </w:tcPr>
-          <w:p>
-            <w:r>
-              <w:rPr>
-                <w:b w:val="0"/>
-              </w:rPr>
-              <w:t>유치부 ~ 중고등부 전학년</w:t>
-            </w:r>
-          </w:p>
-        </w:tc>
-      </w:tr>
-      <w:tr>
-        <w:tc>
-          <w:tcPr>
-            <w:tcW w:type="dxa" w:w="4320"/>
-          </w:tcPr>
-          <w:p>
-            <w:r>
-              <w:rPr>
-                <w:b/>
-              </w:rPr>
-              <w:t>회비</w:t>
-            </w:r>
-          </w:p>
-        </w:tc>
-        <w:tc>
-          <w:tcPr>
-            <w:tcW w:type="dxa" w:w="4320"/>
-          </w:tcPr>
-          <w:p>
-            <w:r>
-              <w:rPr>
-                <w:b w:val="0"/>
-              </w:rPr>
-              <w:t>1인당 ________ 원</w:t>
-            </w:r>
-          </w:p>
-        </w:tc>
-      </w:tr>
-      <w:tr>
-        <w:tc>
-          <w:tcPr>
-            <w:tcW w:type="dxa" w:w="4320"/>
-          </w:tcPr>
-          <w:p>
-            <w:r>
-              <w:rPr>
-                <w:b/>
-              </w:rPr>
-              <w:t>준비물</w:t>
-            </w:r>
-          </w:p>
-        </w:tc>
-        <w:tc>
-          <w:tcPr>
-            <w:tcW w:type="dxa" w:w="4320"/>
-          </w:tcPr>
-          <w:p>
-            <w:r>
-              <w:rPr>
-                <w:b w:val="0"/>
-              </w:rPr>
-              <w:t>성경책, 필기도구, 개인 세면도구, 상비약(필요시), 여벌 옷</w:t>
-            </w:r>
-          </w:p>
-        </w:tc>
-      </w:tr>
-      <w:tr>
-        <w:tc>
-          <w:tcPr>
-            <w:tcW w:type="dxa" w:w="4320"/>
-          </w:tcPr>
-          <w:p>
-            <w:r>
-              <w:rPr>
-                <w:b/>
-              </w:rPr>
-              <w:t>납부 계좌</w:t>
-            </w:r>
-          </w:p>
-        </w:tc>
-        <w:tc>
-          <w:tcPr>
-            <w:tcW w:type="dxa" w:w="4320"/>
-          </w:tcPr>
-          <w:p>
-            <w:r>
-              <w:rPr>
-                <w:b w:val="0"/>
-              </w:rPr>
-              <w:t>(은행명) ______________ (예금주: ________)</w:t>
-            </w:r>
-          </w:p>
-        </w:tc>
-      </w:tr>
-      <w:tr>
-        <w:tc>
-          <w:tcPr>
-            <w:tcW w:type="dxa" w:w="4320"/>
-          </w:tcPr>
-          <w:p>
-            <w:r>
-              <w:rPr>
-                <w:b/>
-              </w:rPr>
-              <w:t>문의처</w:t>
-            </w:r>
-          </w:p>
-        </w:tc>
-        <w:tc>
-          <w:tcPr>
-            <w:tcW w:type="dxa" w:w="4320"/>
-          </w:tcPr>
-          <w:p>
-            <w:r>
-              <w:rPr>
-                <w:b w:val="0"/>
-              </w:rPr>
-              <w:t>담당 리더/교사/부장: ______________ (연락처: ______________)</w:t>
-            </w:r>
-          </w:p>
-        </w:tc>
-      </w:tr>
-    </w:tbl>
-    <w:p/>
-    <w:p>
-      <w:pPr>
-        <w:pStyle w:val="Heading2"/>
-      </w:pPr>
-      <w:r>
-        <w:rPr>
-          <w:b w:val="0"/>
-        </w:rPr>
-        <w:t>3. 프로그램 일정 (안)</w:t>
-      </w:r>
-    </w:p>
-    <w:p>
-      <w:r>
-        <w:rPr>
-          <w:b w:val="0"/>
-        </w:rPr>
-        <w:t>*본 일정은 교회 사정에 따라 일부 변경될 수 있습니다.*</w:t>
+        <w:t>시간표</w:t>
       </w:r>
     </w:p>
     <w:tbl>
@@ -486,7 +171,7 @@
               <w:rPr>
                 <w:b/>
               </w:rPr>
-              <w:t>내용</w:t>
+              <w:t>활동 내용</w:t>
             </w:r>
           </w:p>
         </w:tc>
@@ -514,7 +199,7 @@
               <w:rPr>
                 <w:b w:val="0"/>
               </w:rPr>
-              <w:t>00:00 ~ 00:00</w:t>
+              <w:t>________</w:t>
             </w:r>
           </w:p>
         </w:tc>
@@ -527,7 +212,7 @@
               <w:rPr>
                 <w:b w:val="0"/>
               </w:rPr>
-              <w:t>등록 및 접수</w:t>
+              <w:t>________</w:t>
             </w:r>
           </w:p>
         </w:tc>
@@ -548,7 +233,7 @@
               <w:rPr>
                 <w:b w:val="0"/>
               </w:rPr>
-              <w:t>00:00 ~ 00:00</w:t>
+              <w:t>________</w:t>
             </w:r>
           </w:p>
         </w:tc>
@@ -561,7 +246,7 @@
               <w:rPr>
                 <w:b w:val="0"/>
               </w:rPr>
-              <w:t>개회 예배 및 오리엔테이션</w:t>
+              <w:t>________</w:t>
             </w:r>
           </w:p>
         </w:tc>
@@ -582,7 +267,7 @@
               <w:rPr>
                 <w:b w:val="0"/>
               </w:rPr>
-              <w:t>00:00 ~ 00:00</w:t>
+              <w:t>________</w:t>
             </w:r>
           </w:p>
         </w:tc>
@@ -595,109 +280,7 @@
               <w:rPr>
                 <w:b w:val="0"/>
               </w:rPr>
-              <w:t>[프로그램명 1]</w:t>
-            </w:r>
-          </w:p>
-        </w:tc>
-        <w:tc>
-          <w:tcPr>
-            <w:tcW w:type="dxa" w:w="2880"/>
-          </w:tcPr>
-          <w:p/>
-        </w:tc>
-      </w:tr>
-      <w:tr>
-        <w:tc>
-          <w:tcPr>
-            <w:tcW w:type="dxa" w:w="2880"/>
-          </w:tcPr>
-          <w:p>
-            <w:r>
-              <w:rPr>
-                <w:b w:val="0"/>
-              </w:rPr>
-              <w:t>00:00 ~ 00:00</w:t>
-            </w:r>
-          </w:p>
-        </w:tc>
-        <w:tc>
-          <w:tcPr>
-            <w:tcW w:type="dxa" w:w="2880"/>
-          </w:tcPr>
-          <w:p>
-            <w:r>
-              <w:rPr>
-                <w:b w:val="0"/>
-              </w:rPr>
-              <w:t>점심 식사 및 휴식</w:t>
-            </w:r>
-          </w:p>
-        </w:tc>
-        <w:tc>
-          <w:tcPr>
-            <w:tcW w:type="dxa" w:w="2880"/>
-          </w:tcPr>
-          <w:p/>
-        </w:tc>
-      </w:tr>
-      <w:tr>
-        <w:tc>
-          <w:tcPr>
-            <w:tcW w:type="dxa" w:w="2880"/>
-          </w:tcPr>
-          <w:p>
-            <w:r>
-              <w:rPr>
-                <w:b w:val="0"/>
-              </w:rPr>
-              <w:t>00:00 ~ 00:00</w:t>
-            </w:r>
-          </w:p>
-        </w:tc>
-        <w:tc>
-          <w:tcPr>
-            <w:tcW w:type="dxa" w:w="2880"/>
-          </w:tcPr>
-          <w:p>
-            <w:r>
-              <w:rPr>
-                <w:b w:val="0"/>
-              </w:rPr>
-              <w:t>[프로그램명 2]</w:t>
-            </w:r>
-          </w:p>
-        </w:tc>
-        <w:tc>
-          <w:tcPr>
-            <w:tcW w:type="dxa" w:w="2880"/>
-          </w:tcPr>
-          <w:p/>
-        </w:tc>
-      </w:tr>
-      <w:tr>
-        <w:tc>
-          <w:tcPr>
-            <w:tcW w:type="dxa" w:w="2880"/>
-          </w:tcPr>
-          <w:p>
-            <w:r>
-              <w:rPr>
-                <w:b w:val="0"/>
-              </w:rPr>
-              <w:t>00:00 ~ 00:00</w:t>
-            </w:r>
-          </w:p>
-        </w:tc>
-        <w:tc>
-          <w:tcPr>
-            <w:tcW w:type="dxa" w:w="2880"/>
-          </w:tcPr>
-          <w:p>
-            <w:r>
-              <w:rPr>
-                <w:b w:val="0"/>
-              </w:rPr>
-              <w:t>폐회 예배 및 파송</w:t>
+              <w:t>________</w:t>
             </w:r>
           </w:p>
         </w:tc>
@@ -718,114 +301,37 @@
         <w:rPr>
           <w:b w:val="0"/>
         </w:rPr>
-        <w:t>4. 참가자 유의사항 및 학부모 협조사항</w:t>
+        <w:t>준비물 상세</w:t>
       </w:r>
     </w:p>
     <w:p>
       <w:pPr>
-        <w:pStyle w:val="Heading3"/>
+        <w:pStyle w:val="ListBullet"/>
       </w:pPr>
       <w:r>
         <w:rPr>
           <w:b w:val="0"/>
         </w:rPr>
-        <w:t>[참가자 유의사항]</w:t>
+        <w:t>개인 준비물: ________</w:t>
       </w:r>
     </w:p>
     <w:p>
       <w:pPr>
-        <w:pStyle w:val="ListNumber"/>
-      </w:pPr>
-      <w:r>
-        <w:rPr>
-          <w:b/>
-        </w:rPr>
-        <w:t>건강 상태:</w:t>
-      </w:r>
-      <w:r>
-        <w:rPr>
-          <w:b w:val="0"/>
-        </w:rPr>
-        <w:t xml:space="preserve"> 참가 학생 중 알레르기가 있거나, 특별히 주의해야 할 건강상의 문제(지병, 복용 약 등)가 있는 경우 반드시 사전에 담당 리더/교사/부장에게 알려주시기 바랍니다.</w:t>
-      </w:r>
-    </w:p>
-    <w:p>
-      <w:pPr>
-        <w:pStyle w:val="ListNumber"/>
-      </w:pPr>
-      <w:r>
-        <w:rPr>
-          <w:b/>
-        </w:rPr>
-        <w:t>귀중품 관리:</w:t>
-      </w:r>
-      <w:r>
-        <w:rPr>
-          <w:b w:val="0"/>
-        </w:rPr>
-        <w:t xml:space="preserve"> 분실 위험이 있는 고가의 물건이나 전자기기는 가급적 소지를 자제해주십시오.</w:t>
-      </w:r>
-    </w:p>
-    <w:p>
-      <w:pPr>
-        <w:pStyle w:val="Heading3"/>
+        <w:pStyle w:val="ListBullet"/>
       </w:pPr>
       <w:r>
         <w:rPr>
           <w:b w:val="0"/>
         </w:rPr>
-        <w:t>[학부모 협조사항]</w:t>
+        <w:t>기타 유의사항: ________</w:t>
       </w:r>
     </w:p>
     <w:p>
-      <w:pPr>
-        <w:pStyle w:val="ListNumber"/>
-      </w:pPr>
-      <w:r>
-        <w:rPr>
-          <w:b/>
-        </w:rPr>
-        <w:t>안전 귀가:</w:t>
-      </w:r>
       <w:r>
         <w:rPr>
           <w:b w:val="0"/>
         </w:rPr>
-        <w:t xml:space="preserve"> 행사가 끝난 후 귀가 방법에 대해 보호자님께서 미리 확인해주시길 부탁드립니다. (해당 시 작성: 당일 셔틀버스 운행 여부 ______)</w:t>
-      </w:r>
-    </w:p>
-    <w:p>
-      <w:pPr>
-        <w:pStyle w:val="ListNumber"/>
-      </w:pPr>
-      <w:r>
-        <w:rPr>
-          <w:b/>
-        </w:rPr>
-        <w:t>복장 및 준비물:</w:t>
-      </w:r>
-      <w:r>
-        <w:rPr>
-          <w:b w:val="0"/>
-        </w:rPr>
-        <w:t xml:space="preserve"> 활동하기 편한 복장과 준비물을 꼼꼼히 챙겨주시고, 당일 시간에 맞춰 집결할 수 있도록 지도해주시기 바랍니다.</w:t>
-      </w:r>
-    </w:p>
-    <w:p>
-      <w:pPr>
-        <w:pStyle w:val="ListNumber"/>
-      </w:pPr>
-      <w:r>
-        <w:rPr>
-          <w:b/>
-        </w:rPr>
-        <w:t>비상 연락:</w:t>
-      </w:r>
-      <w:r>
-        <w:rPr>
-          <w:b w:val="0"/>
-        </w:rPr>
-        <w:t xml:space="preserve"> 행사 중 비상 상황 발생 시 신속한 연락이 가능하도록 연락처를 다시 한번 확인해주십시오.</w:t>
+        <w:t>-------------------------------- 절취선 --------------------------------</w:t>
       </w:r>
     </w:p>
     <w:p>
@@ -836,66 +342,7 @@
         <w:rPr>
           <w:b w:val="0"/>
         </w:rPr>
-        <w:t>5. 개인정보 수집 및 이용 동의</w:t>
-      </w:r>
-    </w:p>
-    <w:p>
-      <w:r>
-        <w:rPr>
-          <w:b w:val="0"/>
-        </w:rPr>
-        <w:t>(교회명)은 행사 운영, 안전 관리 및 원활한 보험 가입 절차를 위해 아래와 같이 개인정보를 수집 및 이용하고자 합니다.</w:t>
-      </w:r>
-    </w:p>
-    <w:p>
-      <w:pPr>
-        <w:pStyle w:val="ListBullet"/>
-      </w:pPr>
-      <w:r>
-        <w:rPr>
-          <w:b/>
-        </w:rPr>
-        <w:t>수집 항목:</w:t>
-      </w:r>
-      <w:r>
-        <w:rPr>
-          <w:b w:val="0"/>
-        </w:rPr>
-        <w:t xml:space="preserve"> 학생 성명, 생년월일, 성별, 학년, 보호자 연락처, 특이사항(건강정보 등)</w:t>
-      </w:r>
-    </w:p>
-    <w:p>
-      <w:pPr>
-        <w:pStyle w:val="ListBullet"/>
-      </w:pPr>
-      <w:r>
-        <w:rPr>
-          <w:b/>
-        </w:rPr>
-        <w:t>수집 목적:</w:t>
-      </w:r>
-      <w:r>
-        <w:rPr>
-          <w:b w:val="0"/>
-        </w:rPr>
-        <w:t xml:space="preserve"> 행사 참가자 확인, 비상 연락망 구축, 안전 관리 및 여행자보험 가입</w:t>
-      </w:r>
-    </w:p>
-    <w:p>
-      <w:pPr>
-        <w:pStyle w:val="ListBullet"/>
-      </w:pPr>
-      <w:r>
-        <w:rPr>
-          <w:b/>
-        </w:rPr>
-        <w:t>보유 및 이용 기간:</w:t>
-      </w:r>
-      <w:r>
-        <w:rPr>
-          <w:b w:val="0"/>
-        </w:rPr>
-        <w:t xml:space="preserve"> 행사 종료 및 보험 가입·청구 기간 완료 후 30일 이내 파기</w:t>
+        <w:t>(행사명) 참가 회신서</w:t>
       </w:r>
     </w:p>
     <w:p>
@@ -906,15 +353,51 @@
         <w:rPr>
           <w:b w:val="0"/>
         </w:rPr>
-        <w:t>귀하는 개인정보 수집·이용에 동의하지 않을 권리가 있으나, 미동의 시 행사 참가(보험 가입 포함)가 제한될 수 있습니다.</w:t>
+        <w:t>학생 이름: ________</w:t>
       </w:r>
     </w:p>
     <w:p>
+      <w:pPr>
+        <w:pStyle w:val="ListBullet"/>
+      </w:pPr>
       <w:r>
         <w:rPr>
-          <w:b/>
+          <w:b w:val="0"/>
         </w:rPr>
-        <w:t>[ ] 위 내용에 동의합니다.</w:t>
+        <w:t>참가 여부: [ ] 참가함  [ ] 불참</w:t>
+      </w:r>
+    </w:p>
+    <w:p>
+      <w:pPr>
+        <w:pStyle w:val="ListBullet"/>
+      </w:pPr>
+      <w:r>
+        <w:rPr>
+          <w:b w:val="0"/>
+        </w:rPr>
+        <w:t>보호자 연락처: ________</w:t>
+      </w:r>
+    </w:p>
+    <w:p>
+      <w:pPr>
+        <w:pStyle w:val="ListBullet"/>
+      </w:pPr>
+      <w:r>
+        <w:rPr>
+          <w:b w:val="0"/>
+        </w:rPr>
+        <w:t>비상 연락처: ________</w:t>
+      </w:r>
+    </w:p>
+    <w:p>
+      <w:pPr>
+        <w:pStyle w:val="ListBullet"/>
+      </w:pPr>
+      <w:r>
+        <w:rPr>
+          <w:b w:val="0"/>
+        </w:rPr>
+        <w:t>보호자 서명: ________</w:t>
       </w:r>
     </w:p>
     <w:p>
@@ -922,136 +405,7 @@
         <w:rPr>
           <w:b w:val="0"/>
         </w:rPr>
-        <w:t>(절취선 아래는 교사에게 제출해 주십시오)</w:t>
-      </w:r>
-    </w:p>
-    <w:p>
-      <w:pPr>
-        <w:pStyle w:val="Heading2"/>
-      </w:pPr>
-      <w:r>
-        <w:rPr>
-          <w:b w:val="0"/>
-        </w:rPr>
-        <w:t>[참가 신청서]</w:t>
-      </w:r>
-    </w:p>
-    <w:p>
-      <w:r>
-        <w:rPr>
-          <w:b/>
-        </w:rPr>
-        <w:t>학생 성명:</w:t>
-      </w:r>
-      <w:r>
-        <w:rPr>
-          <w:b w:val="0"/>
-        </w:rPr>
-        <w:t xml:space="preserve"> ________________ (학년: ______)</w:t>
-      </w:r>
-    </w:p>
-    <w:p>
-      <w:r>
-        <w:rPr>
-          <w:b/>
-        </w:rPr>
-        <w:t>보호자 성명:</w:t>
-      </w:r>
-      <w:r>
-        <w:rPr>
-          <w:b w:val="0"/>
-        </w:rPr>
-        <w:t xml:space="preserve"> ________________ (연락처: ________________)</w:t>
-      </w:r>
-    </w:p>
-    <w:p>
-      <w:r>
-        <w:rPr>
-          <w:b/>
-        </w:rPr>
-        <w:t>행사 참가 여부:</w:t>
-      </w:r>
-      <w:r>
-        <w:rPr>
-          <w:b w:val="0"/>
-        </w:rPr>
-        <w:t xml:space="preserve"> ( ) 참가 ( ) 불참</w:t>
-      </w:r>
-    </w:p>
-    <w:p>
-      <w:r>
-        <w:rPr>
-          <w:b/>
-        </w:rPr>
-        <w:t>참가비 입금 여부:</w:t>
-      </w:r>
-      <w:r>
-        <w:rPr>
-          <w:b w:val="0"/>
-        </w:rPr>
-        <w:t xml:space="preserve"> ( ) 입금 완료 ( ) 현장 납부 예정 ( ) 기타: ________</w:t>
-      </w:r>
-    </w:p>
-    <w:p>
-      <w:r>
-        <w:rPr>
-          <w:b/>
-        </w:rPr>
-        <w:t>비상시 연락처:</w:t>
-      </w:r>
-      <w:r>
-        <w:rPr>
-          <w:b w:val="0"/>
-        </w:rPr>
-        <w:t xml:space="preserve"> (부모님과 연락이 안 될 경우) ________________ (관계: ________)</w:t>
-      </w:r>
-    </w:p>
-    <w:p>
-      <w:r>
-        <w:rPr>
-          <w:b/>
-        </w:rPr>
-        <w:t>건강 특이사항 (질병, 알레르기, 복용 약 등):</w:t>
-      </w:r>
-    </w:p>
-    <w:p>
-      <w:r>
-        <w:rPr>
-          <w:b w:val="0"/>
-        </w:rPr>
-        <w:t>________________________________________________________________________________</w:t>
-      </w:r>
-    </w:p>
-    <w:p>
-      <w:r>
-        <w:rPr>
-          <w:b/>
-        </w:rPr>
-        <w:t>위 학생의 행사 참가를 동의하며, 행사 기간 중 교회학교의 규칙을 준수하고 안전지도에 협조하겠습니다.</w:t>
-      </w:r>
-    </w:p>
-    <w:p>
-      <w:r>
-        <w:rPr>
-          <w:b w:val="0"/>
-        </w:rPr>
-        <w:t>202__년 __월 __일</w:t>
-      </w:r>
-    </w:p>
-    <w:p>
-      <w:r>
-        <w:rPr>
-          <w:b w:val="0"/>
-        </w:rPr>
-        <w:t>보호자 서명: ________________ (인)</w:t>
-      </w:r>
-    </w:p>
-    <w:p>
-      <w:r>
-        <w:rPr>
-          <w:b/>
-        </w:rPr>
-        <w:t>(교회명) 교회학교 귀하</w:t>
+        <w:t>※ 위 본인은 (교회명) (행사명) 진행을 위한 개인정보(이름, 연락처) 수집 및 이용에 동의합니다.</w:t>
       </w:r>
     </w:p>
     <w:sectPr>

--- a/docs/01_가정통신문.docx
+++ b/docs/01_가정통신문.docx
@@ -11,7 +11,145 @@
         <w:rPr>
           <w:b w:val="0"/>
         </w:rPr>
-        <w:t>(교회명) (부서명) (행사명) 안내문</w:t>
+        <w:t>[연도] (교회명) (부서명) 교회학교 행사 안내</w:t>
+      </w:r>
+    </w:p>
+    <w:tbl>
+      <w:tblPr>
+        <w:tblStyle w:val="TableGrid"/>
+        <w:tblW w:type="auto" w:w="0"/>
+        <w:tblLook w:firstColumn="1" w:firstRow="1" w:lastColumn="0" w:lastRow="0" w:noHBand="0" w:noVBand="1" w:val="04A0"/>
+      </w:tblPr>
+      <w:tblGrid>
+        <w:gridCol w:w="2160"/>
+        <w:gridCol w:w="2160"/>
+        <w:gridCol w:w="2160"/>
+        <w:gridCol w:w="2160"/>
+      </w:tblGrid>
+      <w:tr>
+        <w:tc>
+          <w:tcPr>
+            <w:tcW w:type="dxa" w:w="2160"/>
+          </w:tcPr>
+          <w:p>
+            <w:r>
+              <w:rPr>
+                <w:b/>
+              </w:rPr>
+              <w:t>작성일</w:t>
+            </w:r>
+          </w:p>
+        </w:tc>
+        <w:tc>
+          <w:tcPr>
+            <w:tcW w:type="dxa" w:w="2160"/>
+          </w:tcPr>
+          <w:p>
+            <w:r>
+              <w:rPr>
+                <w:b/>
+              </w:rPr>
+              <w:t>작성자</w:t>
+            </w:r>
+          </w:p>
+        </w:tc>
+        <w:tc>
+          <w:tcPr>
+            <w:tcW w:type="dxa" w:w="2160"/>
+          </w:tcPr>
+          <w:p>
+            <w:r>
+              <w:rPr>
+                <w:b/>
+              </w:rPr>
+              <w:t>부서</w:t>
+            </w:r>
+          </w:p>
+        </w:tc>
+        <w:tc>
+          <w:tcPr>
+            <w:tcW w:type="dxa" w:w="2160"/>
+          </w:tcPr>
+          <w:p>
+            <w:r>
+              <w:rPr>
+                <w:b/>
+              </w:rPr>
+              <w:t>문서 상태(초안/확정)</w:t>
+            </w:r>
+          </w:p>
+        </w:tc>
+      </w:tr>
+      <w:tr>
+        <w:tc>
+          <w:tcPr>
+            <w:tcW w:type="dxa" w:w="2160"/>
+          </w:tcPr>
+          <w:p>
+            <w:r>
+              <w:rPr>
+                <w:b w:val="0"/>
+              </w:rPr>
+              <w:t>________년 ________월 ________일</w:t>
+            </w:r>
+          </w:p>
+        </w:tc>
+        <w:tc>
+          <w:tcPr>
+            <w:tcW w:type="dxa" w:w="2160"/>
+          </w:tcPr>
+          <w:p>
+            <w:r>
+              <w:rPr>
+                <w:b w:val="0"/>
+              </w:rPr>
+              <w:t>________</w:t>
+            </w:r>
+          </w:p>
+        </w:tc>
+        <w:tc>
+          <w:tcPr>
+            <w:tcW w:type="dxa" w:w="2160"/>
+          </w:tcPr>
+          <w:p>
+            <w:r>
+              <w:rPr>
+                <w:b w:val="0"/>
+              </w:rPr>
+              <w:t>(부서명)</w:t>
+            </w:r>
+          </w:p>
+        </w:tc>
+        <w:tc>
+          <w:tcPr>
+            <w:tcW w:type="dxa" w:w="2160"/>
+          </w:tcPr>
+          <w:p>
+            <w:r>
+              <w:rPr>
+                <w:b w:val="0"/>
+              </w:rPr>
+              <w:t>________</w:t>
+            </w:r>
+          </w:p>
+        </w:tc>
+      </w:tr>
+    </w:tbl>
+    <w:p/>
+    <w:p>
+      <w:r>
+        <w:rPr>
+          <w:b/>
+        </w:rPr>
+        <w:t>(교회명) (부서명)</w:t>
+      </w:r>
+    </w:p>
+    <w:p>
+      <w:r>
+        <w:rPr>
+          <w:b/>
+        </w:rPr>
+        <w:t>행사명: ________</w:t>
       </w:r>
     </w:p>
     <w:p>
@@ -19,7 +157,7 @@
         <w:rPr>
           <w:b w:val="0"/>
         </w:rPr>
-        <w:t>사랑하는 학부모님, 주님의 평안을 기원합니다.</w:t>
+        <w:t>보호자님께 주님의 평안이 함께하시기를 기원합니다.</w:t>
       </w:r>
     </w:p>
     <w:p>
@@ -27,7 +165,7 @@
         <w:rPr>
           <w:b w:val="0"/>
         </w:rPr>
-        <w:t>(교회명) (부서명)에서는 우리 아이들이 하나님 안에서 바르게 성장하고, 공동체 안에서 기쁨을 누릴 수 있도록 (행사명)을 준비하였습니다. 이번 행사를 통해 아이들이 신앙의 즐거움을 경험하고 말씀 안에서 깊어지는 시간이 되기를 소망합니다. 귀한 자녀들을 기도로 보내주시길 부탁드리며, 아래와 같이 자세한 내용을 안내해 드립니다. 바쁘시더라도 아이들이 참여하여 은혜의 시간을 누릴 수 있도록 독려해 주시면 감사하겠습니다.</w:t>
+        <w:t>(부서명)에서는 학생들이 말씀 안에서 배우고 서로를 존중하며 교제하도록 아래와 같이 행사를 진행합니다.</w:t>
       </w:r>
     </w:p>
     <w:p>
@@ -35,7 +173,23 @@
         <w:rPr>
           <w:b w:val="0"/>
         </w:rPr>
-        <w:t>(부서명) 담당 ________ 드림</w:t>
+        <w:t>이번 행사의 신앙적 목적은 ________입니다.</w:t>
+      </w:r>
+    </w:p>
+    <w:p>
+      <w:r>
+        <w:rPr>
+          <w:b w:val="0"/>
+        </w:rPr>
+        <w:t>활동 후에는 참여 현황과 소감 회신을 통해 운영 결과를 확인합니다.</w:t>
+      </w:r>
+    </w:p>
+    <w:p>
+      <w:r>
+        <w:rPr>
+          <w:b w:val="0"/>
+        </w:rPr>
+        <w:t>아래 내용을 살펴보시고 참가 여부를 기한 내 회신하여 주시기 바랍니다.</w:t>
       </w:r>
     </w:p>
     <w:p>
@@ -46,84 +200,683 @@
         <w:rPr>
           <w:b w:val="0"/>
         </w:rPr>
-        <w:t>행사 개요</w:t>
+        <w:t>1. 개요</w:t>
       </w:r>
     </w:p>
+    <w:tbl>
+      <w:tblPr>
+        <w:tblStyle w:val="TableGrid"/>
+        <w:tblW w:type="auto" w:w="0"/>
+        <w:tblLook w:firstColumn="1" w:firstRow="1" w:lastColumn="0" w:lastRow="0" w:noHBand="0" w:noVBand="1" w:val="04A0"/>
+      </w:tblPr>
+      <w:tblGrid>
+        <w:gridCol w:w="4320"/>
+        <w:gridCol w:w="4320"/>
+      </w:tblGrid>
+      <w:tr>
+        <w:tc>
+          <w:tcPr>
+            <w:tcW w:type="dxa" w:w="4320"/>
+          </w:tcPr>
+          <w:p>
+            <w:r>
+              <w:rPr>
+                <w:b/>
+              </w:rPr>
+              <w:t>구분</w:t>
+            </w:r>
+          </w:p>
+        </w:tc>
+        <w:tc>
+          <w:tcPr>
+            <w:tcW w:type="dxa" w:w="4320"/>
+          </w:tcPr>
+          <w:p>
+            <w:r>
+              <w:rPr>
+                <w:b/>
+              </w:rPr>
+              <w:t>내용</w:t>
+            </w:r>
+          </w:p>
+        </w:tc>
+      </w:tr>
+      <w:tr>
+        <w:tc>
+          <w:tcPr>
+            <w:tcW w:type="dxa" w:w="4320"/>
+          </w:tcPr>
+          <w:p>
+            <w:r>
+              <w:rPr>
+                <w:b w:val="0"/>
+              </w:rPr>
+              <w:t>행사명</w:t>
+            </w:r>
+          </w:p>
+        </w:tc>
+        <w:tc>
+          <w:tcPr>
+            <w:tcW w:type="dxa" w:w="4320"/>
+          </w:tcPr>
+          <w:p>
+            <w:r>
+              <w:rPr>
+                <w:b w:val="0"/>
+              </w:rPr>
+              <w:t>________</w:t>
+            </w:r>
+          </w:p>
+        </w:tc>
+      </w:tr>
+      <w:tr>
+        <w:tc>
+          <w:tcPr>
+            <w:tcW w:type="dxa" w:w="4320"/>
+          </w:tcPr>
+          <w:p>
+            <w:r>
+              <w:rPr>
+                <w:b w:val="0"/>
+              </w:rPr>
+              <w:t>주제</w:t>
+            </w:r>
+          </w:p>
+        </w:tc>
+        <w:tc>
+          <w:tcPr>
+            <w:tcW w:type="dxa" w:w="4320"/>
+          </w:tcPr>
+          <w:p>
+            <w:r>
+              <w:rPr>
+                <w:b w:val="0"/>
+              </w:rPr>
+              <w:t>________</w:t>
+            </w:r>
+          </w:p>
+        </w:tc>
+      </w:tr>
+      <w:tr>
+        <w:tc>
+          <w:tcPr>
+            <w:tcW w:type="dxa" w:w="4320"/>
+          </w:tcPr>
+          <w:p>
+            <w:r>
+              <w:rPr>
+                <w:b w:val="0"/>
+              </w:rPr>
+              <w:t>주제 말씀</w:t>
+            </w:r>
+          </w:p>
+        </w:tc>
+        <w:tc>
+          <w:tcPr>
+            <w:tcW w:type="dxa" w:w="4320"/>
+          </w:tcPr>
+          <w:p>
+            <w:r>
+              <w:rPr>
+                <w:b w:val="0"/>
+              </w:rPr>
+              <w:t>________</w:t>
+            </w:r>
+          </w:p>
+        </w:tc>
+      </w:tr>
+      <w:tr>
+        <w:tc>
+          <w:tcPr>
+            <w:tcW w:type="dxa" w:w="4320"/>
+          </w:tcPr>
+          <w:p>
+            <w:r>
+              <w:rPr>
+                <w:b w:val="0"/>
+              </w:rPr>
+              <w:t>일시</w:t>
+            </w:r>
+          </w:p>
+        </w:tc>
+        <w:tc>
+          <w:tcPr>
+            <w:tcW w:type="dxa" w:w="4320"/>
+          </w:tcPr>
+          <w:p>
+            <w:r>
+              <w:rPr>
+                <w:b w:val="0"/>
+              </w:rPr>
+              <w:t>________년 ________월 ________일(________요일) ________:________~________:________</w:t>
+            </w:r>
+          </w:p>
+        </w:tc>
+      </w:tr>
+      <w:tr>
+        <w:tc>
+          <w:tcPr>
+            <w:tcW w:type="dxa" w:w="4320"/>
+          </w:tcPr>
+          <w:p>
+            <w:r>
+              <w:rPr>
+                <w:b w:val="0"/>
+              </w:rPr>
+              <w:t>장소</w:t>
+            </w:r>
+          </w:p>
+        </w:tc>
+        <w:tc>
+          <w:tcPr>
+            <w:tcW w:type="dxa" w:w="4320"/>
+          </w:tcPr>
+          <w:p>
+            <w:r>
+              <w:rPr>
+                <w:b w:val="0"/>
+              </w:rPr>
+              <w:t>________</w:t>
+            </w:r>
+          </w:p>
+        </w:tc>
+      </w:tr>
+      <w:tr>
+        <w:tc>
+          <w:tcPr>
+            <w:tcW w:type="dxa" w:w="4320"/>
+          </w:tcPr>
+          <w:p>
+            <w:r>
+              <w:rPr>
+                <w:b w:val="0"/>
+              </w:rPr>
+              <w:t>대상</w:t>
+            </w:r>
+          </w:p>
+        </w:tc>
+        <w:tc>
+          <w:tcPr>
+            <w:tcW w:type="dxa" w:w="4320"/>
+          </w:tcPr>
+          <w:p>
+            <w:r>
+              <w:rPr>
+                <w:b w:val="0"/>
+              </w:rPr>
+              <w:t>________</w:t>
+            </w:r>
+          </w:p>
+        </w:tc>
+      </w:tr>
+      <w:tr>
+        <w:tc>
+          <w:tcPr>
+            <w:tcW w:type="dxa" w:w="4320"/>
+          </w:tcPr>
+          <w:p>
+            <w:r>
+              <w:rPr>
+                <w:b w:val="0"/>
+              </w:rPr>
+              <w:t>예정 인원</w:t>
+            </w:r>
+          </w:p>
+        </w:tc>
+        <w:tc>
+          <w:tcPr>
+            <w:tcW w:type="dxa" w:w="4320"/>
+          </w:tcPr>
+          <w:p>
+            <w:r>
+              <w:rPr>
+                <w:b w:val="0"/>
+              </w:rPr>
+              <w:t>________명</w:t>
+            </w:r>
+          </w:p>
+        </w:tc>
+      </w:tr>
+      <w:tr>
+        <w:tc>
+          <w:tcPr>
+            <w:tcW w:type="dxa" w:w="4320"/>
+          </w:tcPr>
+          <w:p>
+            <w:r>
+              <w:rPr>
+                <w:b w:val="0"/>
+              </w:rPr>
+              <w:t>준비물</w:t>
+            </w:r>
+          </w:p>
+        </w:tc>
+        <w:tc>
+          <w:tcPr>
+            <w:tcW w:type="dxa" w:w="4320"/>
+          </w:tcPr>
+          <w:p>
+            <w:r>
+              <w:rPr>
+                <w:b w:val="0"/>
+              </w:rPr>
+              <w:t>________</w:t>
+            </w:r>
+          </w:p>
+        </w:tc>
+      </w:tr>
+      <w:tr>
+        <w:tc>
+          <w:tcPr>
+            <w:tcW w:type="dxa" w:w="4320"/>
+          </w:tcPr>
+          <w:p>
+            <w:r>
+              <w:rPr>
+                <w:b w:val="0"/>
+              </w:rPr>
+              <w:t>회비(참가비)</w:t>
+            </w:r>
+          </w:p>
+        </w:tc>
+        <w:tc>
+          <w:tcPr>
+            <w:tcW w:type="dxa" w:w="4320"/>
+          </w:tcPr>
+          <w:p>
+            <w:r>
+              <w:rPr>
+                <w:b w:val="0"/>
+              </w:rPr>
+              <w:t>금________원(금________원) / 무료인 경우 ‘무료’ 기재</w:t>
+            </w:r>
+          </w:p>
+        </w:tc>
+      </w:tr>
+      <w:tr>
+        <w:tc>
+          <w:tcPr>
+            <w:tcW w:type="dxa" w:w="4320"/>
+          </w:tcPr>
+          <w:p>
+            <w:r>
+              <w:rPr>
+                <w:b w:val="0"/>
+              </w:rPr>
+              <w:t>주관</w:t>
+            </w:r>
+          </w:p>
+        </w:tc>
+        <w:tc>
+          <w:tcPr>
+            <w:tcW w:type="dxa" w:w="4320"/>
+          </w:tcPr>
+          <w:p>
+            <w:r>
+              <w:rPr>
+                <w:b w:val="0"/>
+              </w:rPr>
+              <w:t>(교회명) (부서명)</w:t>
+            </w:r>
+          </w:p>
+        </w:tc>
+      </w:tr>
+      <w:tr>
+        <w:tc>
+          <w:tcPr>
+            <w:tcW w:type="dxa" w:w="4320"/>
+          </w:tcPr>
+          <w:p>
+            <w:r>
+              <w:rPr>
+                <w:b w:val="0"/>
+              </w:rPr>
+              <w:t>행사 운영 담당</w:t>
+            </w:r>
+          </w:p>
+        </w:tc>
+        <w:tc>
+          <w:tcPr>
+            <w:tcW w:type="dxa" w:w="4320"/>
+          </w:tcPr>
+          <w:p>
+            <w:r>
+              <w:rPr>
+                <w:b w:val="0"/>
+              </w:rPr>
+              <w:t>________</w:t>
+            </w:r>
+          </w:p>
+        </w:tc>
+      </w:tr>
+      <w:tr>
+        <w:tc>
+          <w:tcPr>
+            <w:tcW w:type="dxa" w:w="4320"/>
+          </w:tcPr>
+          <w:p>
+            <w:r>
+              <w:rPr>
+                <w:b w:val="0"/>
+              </w:rPr>
+              <w:t>행사 준비 완료 기한</w:t>
+            </w:r>
+          </w:p>
+        </w:tc>
+        <w:tc>
+          <w:tcPr>
+            <w:tcW w:type="dxa" w:w="4320"/>
+          </w:tcPr>
+          <w:p>
+            <w:r>
+              <w:rPr>
+                <w:b w:val="0"/>
+              </w:rPr>
+              <w:t>________</w:t>
+            </w:r>
+          </w:p>
+        </w:tc>
+      </w:tr>
+    </w:tbl>
+    <w:p/>
     <w:p>
-      <w:pPr>
-        <w:pStyle w:val="ListBullet"/>
-      </w:pPr>
       <w:r>
         <w:rPr>
           <w:b w:val="0"/>
         </w:rPr>
-        <w:t>주제 : ________</w:t>
+        <w:t>가. 주요 일정</w:t>
       </w:r>
     </w:p>
+    <w:tbl>
+      <w:tblPr>
+        <w:tblStyle w:val="TableGrid"/>
+        <w:tblW w:type="auto" w:w="0"/>
+        <w:tblLook w:firstColumn="1" w:firstRow="1" w:lastColumn="0" w:lastRow="0" w:noHBand="0" w:noVBand="1" w:val="04A0"/>
+      </w:tblPr>
+      <w:tblGrid>
+        <w:gridCol w:w="2160"/>
+        <w:gridCol w:w="2160"/>
+        <w:gridCol w:w="2160"/>
+        <w:gridCol w:w="2160"/>
+      </w:tblGrid>
+      <w:tr>
+        <w:tc>
+          <w:tcPr>
+            <w:tcW w:type="dxa" w:w="2160"/>
+          </w:tcPr>
+          <w:p>
+            <w:r>
+              <w:rPr>
+                <w:b/>
+              </w:rPr>
+              <w:t>시간</w:t>
+            </w:r>
+          </w:p>
+        </w:tc>
+        <w:tc>
+          <w:tcPr>
+            <w:tcW w:type="dxa" w:w="2160"/>
+          </w:tcPr>
+          <w:p>
+            <w:r>
+              <w:rPr>
+                <w:b/>
+              </w:rPr>
+              <w:t>활동 내용</w:t>
+            </w:r>
+          </w:p>
+        </w:tc>
+        <w:tc>
+          <w:tcPr>
+            <w:tcW w:type="dxa" w:w="2160"/>
+          </w:tcPr>
+          <w:p>
+            <w:r>
+              <w:rPr>
+                <w:b/>
+              </w:rPr>
+              <w:t>담당</w:t>
+            </w:r>
+          </w:p>
+        </w:tc>
+        <w:tc>
+          <w:tcPr>
+            <w:tcW w:type="dxa" w:w="2160"/>
+          </w:tcPr>
+          <w:p>
+            <w:r>
+              <w:rPr>
+                <w:b/>
+              </w:rPr>
+              <w:t>준비 완료 기한</w:t>
+            </w:r>
+          </w:p>
+        </w:tc>
+      </w:tr>
+      <w:tr>
+        <w:tc>
+          <w:tcPr>
+            <w:tcW w:type="dxa" w:w="2160"/>
+          </w:tcPr>
+          <w:p>
+            <w:r>
+              <w:rPr>
+                <w:b w:val="0"/>
+              </w:rPr>
+              <w:t>________:________~________:________</w:t>
+            </w:r>
+          </w:p>
+        </w:tc>
+        <w:tc>
+          <w:tcPr>
+            <w:tcW w:type="dxa" w:w="2160"/>
+          </w:tcPr>
+          <w:p>
+            <w:r>
+              <w:rPr>
+                <w:b w:val="0"/>
+              </w:rPr>
+              <w:t>접수 및 안전 안내</w:t>
+            </w:r>
+          </w:p>
+        </w:tc>
+        <w:tc>
+          <w:tcPr>
+            <w:tcW w:type="dxa" w:w="2160"/>
+          </w:tcPr>
+          <w:p>
+            <w:r>
+              <w:rPr>
+                <w:b w:val="0"/>
+              </w:rPr>
+              <w:t>________</w:t>
+            </w:r>
+          </w:p>
+        </w:tc>
+        <w:tc>
+          <w:tcPr>
+            <w:tcW w:type="dxa" w:w="2160"/>
+          </w:tcPr>
+          <w:p>
+            <w:r>
+              <w:rPr>
+                <w:b w:val="0"/>
+              </w:rPr>
+              <w:t>________</w:t>
+            </w:r>
+          </w:p>
+        </w:tc>
+      </w:tr>
+      <w:tr>
+        <w:tc>
+          <w:tcPr>
+            <w:tcW w:type="dxa" w:w="2160"/>
+          </w:tcPr>
+          <w:p>
+            <w:r>
+              <w:rPr>
+                <w:b w:val="0"/>
+              </w:rPr>
+              <w:t>________:________~________:________</w:t>
+            </w:r>
+          </w:p>
+        </w:tc>
+        <w:tc>
+          <w:tcPr>
+            <w:tcW w:type="dxa" w:w="2160"/>
+          </w:tcPr>
+          <w:p>
+            <w:r>
+              <w:rPr>
+                <w:b w:val="0"/>
+              </w:rPr>
+              <w:t>예배 및 주제 활동: ________</w:t>
+            </w:r>
+          </w:p>
+        </w:tc>
+        <w:tc>
+          <w:tcPr>
+            <w:tcW w:type="dxa" w:w="2160"/>
+          </w:tcPr>
+          <w:p>
+            <w:r>
+              <w:rPr>
+                <w:b w:val="0"/>
+              </w:rPr>
+              <w:t>________</w:t>
+            </w:r>
+          </w:p>
+        </w:tc>
+        <w:tc>
+          <w:tcPr>
+            <w:tcW w:type="dxa" w:w="2160"/>
+          </w:tcPr>
+          <w:p>
+            <w:r>
+              <w:rPr>
+                <w:b w:val="0"/>
+              </w:rPr>
+              <w:t>________</w:t>
+            </w:r>
+          </w:p>
+        </w:tc>
+      </w:tr>
+      <w:tr>
+        <w:tc>
+          <w:tcPr>
+            <w:tcW w:type="dxa" w:w="2160"/>
+          </w:tcPr>
+          <w:p>
+            <w:r>
+              <w:rPr>
+                <w:b w:val="0"/>
+              </w:rPr>
+              <w:t>________:________~________:________</w:t>
+            </w:r>
+          </w:p>
+        </w:tc>
+        <w:tc>
+          <w:tcPr>
+            <w:tcW w:type="dxa" w:w="2160"/>
+          </w:tcPr>
+          <w:p>
+            <w:r>
+              <w:rPr>
+                <w:b w:val="0"/>
+              </w:rPr>
+              <w:t>교제 및 체험 활동: ________</w:t>
+            </w:r>
+          </w:p>
+        </w:tc>
+        <w:tc>
+          <w:tcPr>
+            <w:tcW w:type="dxa" w:w="2160"/>
+          </w:tcPr>
+          <w:p>
+            <w:r>
+              <w:rPr>
+                <w:b w:val="0"/>
+              </w:rPr>
+              <w:t>________</w:t>
+            </w:r>
+          </w:p>
+        </w:tc>
+        <w:tc>
+          <w:tcPr>
+            <w:tcW w:type="dxa" w:w="2160"/>
+          </w:tcPr>
+          <w:p>
+            <w:r>
+              <w:rPr>
+                <w:b w:val="0"/>
+              </w:rPr>
+              <w:t>________</w:t>
+            </w:r>
+          </w:p>
+        </w:tc>
+      </w:tr>
+      <w:tr>
+        <w:tc>
+          <w:tcPr>
+            <w:tcW w:type="dxa" w:w="2160"/>
+          </w:tcPr>
+          <w:p>
+            <w:r>
+              <w:rPr>
+                <w:b w:val="0"/>
+              </w:rPr>
+              <w:t>________:________~________:________</w:t>
+            </w:r>
+          </w:p>
+        </w:tc>
+        <w:tc>
+          <w:tcPr>
+            <w:tcW w:type="dxa" w:w="2160"/>
+          </w:tcPr>
+          <w:p>
+            <w:r>
+              <w:rPr>
+                <w:b w:val="0"/>
+              </w:rPr>
+              <w:t>정리 및 귀가 확인</w:t>
+            </w:r>
+          </w:p>
+        </w:tc>
+        <w:tc>
+          <w:tcPr>
+            <w:tcW w:type="dxa" w:w="2160"/>
+          </w:tcPr>
+          <w:p>
+            <w:r>
+              <w:rPr>
+                <w:b w:val="0"/>
+              </w:rPr>
+              <w:t>________</w:t>
+            </w:r>
+          </w:p>
+        </w:tc>
+        <w:tc>
+          <w:tcPr>
+            <w:tcW w:type="dxa" w:w="2160"/>
+          </w:tcPr>
+          <w:p>
+            <w:r>
+              <w:rPr>
+                <w:b w:val="0"/>
+              </w:rPr>
+              <w:t>________</w:t>
+            </w:r>
+          </w:p>
+        </w:tc>
+      </w:tr>
+    </w:tbl>
+    <w:p/>
     <w:p>
-      <w:pPr>
-        <w:pStyle w:val="ListBullet"/>
-      </w:pPr>
       <w:r>
         <w:rPr>
           <w:b w:val="0"/>
         </w:rPr>
-        <w:t>주제 말씀 : ________</w:t>
-      </w:r>
-    </w:p>
-    <w:p>
-      <w:pPr>
-        <w:pStyle w:val="ListBullet"/>
-      </w:pPr>
-      <w:r>
-        <w:rPr>
-          <w:b w:val="0"/>
-        </w:rPr>
-        <w:t>일시 : ________</w:t>
-      </w:r>
-    </w:p>
-    <w:p>
-      <w:pPr>
-        <w:pStyle w:val="ListBullet"/>
-      </w:pPr>
-      <w:r>
-        <w:rPr>
-          <w:b w:val="0"/>
-        </w:rPr>
-        <w:t>장소 : ________</w:t>
-      </w:r>
-    </w:p>
-    <w:p>
-      <w:pPr>
-        <w:pStyle w:val="ListBullet"/>
-      </w:pPr>
-      <w:r>
-        <w:rPr>
-          <w:b w:val="0"/>
-        </w:rPr>
-        <w:t>대상 : ________</w:t>
-      </w:r>
-    </w:p>
-    <w:p>
-      <w:pPr>
-        <w:pStyle w:val="ListBullet"/>
-      </w:pPr>
-      <w:r>
-        <w:rPr>
-          <w:b w:val="0"/>
-        </w:rPr>
-        <w:t>준비물 : ________</w:t>
-      </w:r>
-    </w:p>
-    <w:p>
-      <w:pPr>
-        <w:pStyle w:val="ListBullet"/>
-      </w:pPr>
-      <w:r>
-        <w:rPr>
-          <w:b w:val="0"/>
-        </w:rPr>
-        <w:t>참가비 : ________ (입금 계좌: ________)</w:t>
+        <w:t>나. 날짜는 ‘2026. 10. 24.(토)’, 시간은 ‘09:00’ 형식으로 기재합니다.</w:t>
       </w:r>
     </w:p>
     <w:p>
@@ -134,9 +887,1984 @@
         <w:rPr>
           <w:b w:val="0"/>
         </w:rPr>
-        <w:t>시간표</w:t>
+        <w:t>2. 준비물</w:t>
       </w:r>
     </w:p>
+    <w:tbl>
+      <w:tblPr>
+        <w:tblStyle w:val="TableGrid"/>
+        <w:tblW w:type="auto" w:w="0"/>
+        <w:tblLook w:firstColumn="1" w:firstRow="1" w:lastColumn="0" w:lastRow="0" w:noHBand="0" w:noVBand="1" w:val="04A0"/>
+      </w:tblPr>
+      <w:tblGrid>
+        <w:gridCol w:w="2160"/>
+        <w:gridCol w:w="2160"/>
+        <w:gridCol w:w="2160"/>
+        <w:gridCol w:w="2160"/>
+      </w:tblGrid>
+      <w:tr>
+        <w:tc>
+          <w:tcPr>
+            <w:tcW w:type="dxa" w:w="2160"/>
+          </w:tcPr>
+          <w:p>
+            <w:r>
+              <w:rPr>
+                <w:b/>
+              </w:rPr>
+              <w:t>구분</w:t>
+            </w:r>
+          </w:p>
+        </w:tc>
+        <w:tc>
+          <w:tcPr>
+            <w:tcW w:type="dxa" w:w="2160"/>
+          </w:tcPr>
+          <w:p>
+            <w:r>
+              <w:rPr>
+                <w:b/>
+              </w:rPr>
+              <w:t>준비 사항</w:t>
+            </w:r>
+          </w:p>
+        </w:tc>
+        <w:tc>
+          <w:tcPr>
+            <w:tcW w:type="dxa" w:w="2160"/>
+          </w:tcPr>
+          <w:p>
+            <w:r>
+              <w:rPr>
+                <w:b/>
+              </w:rPr>
+              <w:t>담당</w:t>
+            </w:r>
+          </w:p>
+        </w:tc>
+        <w:tc>
+          <w:tcPr>
+            <w:tcW w:type="dxa" w:w="2160"/>
+          </w:tcPr>
+          <w:p>
+            <w:r>
+              <w:rPr>
+                <w:b/>
+              </w:rPr>
+              <w:t>준비 기한</w:t>
+            </w:r>
+          </w:p>
+        </w:tc>
+      </w:tr>
+      <w:tr>
+        <w:tc>
+          <w:tcPr>
+            <w:tcW w:type="dxa" w:w="2160"/>
+          </w:tcPr>
+          <w:p>
+            <w:r>
+              <w:rPr>
+                <w:b w:val="0"/>
+              </w:rPr>
+              <w:t>개인 준비물</w:t>
+            </w:r>
+          </w:p>
+        </w:tc>
+        <w:tc>
+          <w:tcPr>
+            <w:tcW w:type="dxa" w:w="2160"/>
+          </w:tcPr>
+          <w:p>
+            <w:r>
+              <w:rPr>
+                <w:b w:val="0"/>
+              </w:rPr>
+              <w:t>________</w:t>
+            </w:r>
+          </w:p>
+        </w:tc>
+        <w:tc>
+          <w:tcPr>
+            <w:tcW w:type="dxa" w:w="2160"/>
+          </w:tcPr>
+          <w:p>
+            <w:r>
+              <w:rPr>
+                <w:b w:val="0"/>
+              </w:rPr>
+              <w:t>참가 학생·보호자</w:t>
+            </w:r>
+          </w:p>
+        </w:tc>
+        <w:tc>
+          <w:tcPr>
+            <w:tcW w:type="dxa" w:w="2160"/>
+          </w:tcPr>
+          <w:p>
+            <w:r>
+              <w:rPr>
+                <w:b w:val="0"/>
+              </w:rPr>
+              <w:t>________</w:t>
+            </w:r>
+          </w:p>
+        </w:tc>
+      </w:tr>
+      <w:tr>
+        <w:tc>
+          <w:tcPr>
+            <w:tcW w:type="dxa" w:w="2160"/>
+          </w:tcPr>
+          <w:p>
+            <w:r>
+              <w:rPr>
+                <w:b w:val="0"/>
+              </w:rPr>
+              <w:t>복장 및 신발</w:t>
+            </w:r>
+          </w:p>
+        </w:tc>
+        <w:tc>
+          <w:tcPr>
+            <w:tcW w:type="dxa" w:w="2160"/>
+          </w:tcPr>
+          <w:p>
+            <w:r>
+              <w:rPr>
+                <w:b w:val="0"/>
+              </w:rPr>
+              <w:t>________</w:t>
+            </w:r>
+          </w:p>
+        </w:tc>
+        <w:tc>
+          <w:tcPr>
+            <w:tcW w:type="dxa" w:w="2160"/>
+          </w:tcPr>
+          <w:p>
+            <w:r>
+              <w:rPr>
+                <w:b w:val="0"/>
+              </w:rPr>
+              <w:t>참가 학생·보호자</w:t>
+            </w:r>
+          </w:p>
+        </w:tc>
+        <w:tc>
+          <w:tcPr>
+            <w:tcW w:type="dxa" w:w="2160"/>
+          </w:tcPr>
+          <w:p>
+            <w:r>
+              <w:rPr>
+                <w:b w:val="0"/>
+              </w:rPr>
+              <w:t>________</w:t>
+            </w:r>
+          </w:p>
+        </w:tc>
+      </w:tr>
+      <w:tr>
+        <w:tc>
+          <w:tcPr>
+            <w:tcW w:type="dxa" w:w="2160"/>
+          </w:tcPr>
+          <w:p>
+            <w:r>
+              <w:rPr>
+                <w:b w:val="0"/>
+              </w:rPr>
+              <w:t>공동 준비물</w:t>
+            </w:r>
+          </w:p>
+        </w:tc>
+        <w:tc>
+          <w:tcPr>
+            <w:tcW w:type="dxa" w:w="2160"/>
+          </w:tcPr>
+          <w:p>
+            <w:r>
+              <w:rPr>
+                <w:b w:val="0"/>
+              </w:rPr>
+              <w:t>________</w:t>
+            </w:r>
+          </w:p>
+        </w:tc>
+        <w:tc>
+          <w:tcPr>
+            <w:tcW w:type="dxa" w:w="2160"/>
+          </w:tcPr>
+          <w:p>
+            <w:r>
+              <w:rPr>
+                <w:b w:val="0"/>
+              </w:rPr>
+              <w:t>________</w:t>
+            </w:r>
+          </w:p>
+        </w:tc>
+        <w:tc>
+          <w:tcPr>
+            <w:tcW w:type="dxa" w:w="2160"/>
+          </w:tcPr>
+          <w:p>
+            <w:r>
+              <w:rPr>
+                <w:b w:val="0"/>
+              </w:rPr>
+              <w:t>________</w:t>
+            </w:r>
+          </w:p>
+        </w:tc>
+      </w:tr>
+    </w:tbl>
+    <w:p/>
+    <w:p>
+      <w:r>
+        <w:rPr>
+          <w:b w:val="0"/>
+        </w:rPr>
+        <w:t>가. 분실 예방을 위해 개인 물품에 이름을 표시하여 주시기 바랍니다.</w:t>
+      </w:r>
+    </w:p>
+    <w:p>
+      <w:r>
+        <w:rPr>
+          <w:b w:val="0"/>
+        </w:rPr>
+        <w:t>나. 개별 돌봄이나 건강상 배려가 필요한 경우에는 공개 신청 명단에 기재하지 않고 담당자에게 별도로 알려 주시기 바랍니다. 관련 확인 담당은 ________, 확인 기한은 ________입니다.</w:t>
+      </w:r>
+    </w:p>
+    <w:p>
+      <w:pPr>
+        <w:pStyle w:val="Heading2"/>
+      </w:pPr>
+      <w:r>
+        <w:rPr>
+          <w:b w:val="0"/>
+        </w:rPr>
+        <w:t>3. 이동·귀가</w:t>
+      </w:r>
+    </w:p>
+    <w:tbl>
+      <w:tblPr>
+        <w:tblStyle w:val="TableGrid"/>
+        <w:tblW w:type="auto" w:w="0"/>
+        <w:tblLook w:firstColumn="1" w:firstRow="1" w:lastColumn="0" w:lastRow="0" w:noHBand="0" w:noVBand="1" w:val="04A0"/>
+      </w:tblPr>
+      <w:tblGrid>
+        <w:gridCol w:w="2160"/>
+        <w:gridCol w:w="2160"/>
+        <w:gridCol w:w="2160"/>
+        <w:gridCol w:w="2160"/>
+      </w:tblGrid>
+      <w:tr>
+        <w:tc>
+          <w:tcPr>
+            <w:tcW w:type="dxa" w:w="2160"/>
+          </w:tcPr>
+          <w:p>
+            <w:r>
+              <w:rPr>
+                <w:b/>
+              </w:rPr>
+              <w:t>구분</w:t>
+            </w:r>
+          </w:p>
+        </w:tc>
+        <w:tc>
+          <w:tcPr>
+            <w:tcW w:type="dxa" w:w="2160"/>
+          </w:tcPr>
+          <w:p>
+            <w:r>
+              <w:rPr>
+                <w:b/>
+              </w:rPr>
+              <w:t>안내 내용</w:t>
+            </w:r>
+          </w:p>
+        </w:tc>
+        <w:tc>
+          <w:tcPr>
+            <w:tcW w:type="dxa" w:w="2160"/>
+          </w:tcPr>
+          <w:p>
+            <w:r>
+              <w:rPr>
+                <w:b/>
+              </w:rPr>
+              <w:t>담당</w:t>
+            </w:r>
+          </w:p>
+        </w:tc>
+        <w:tc>
+          <w:tcPr>
+            <w:tcW w:type="dxa" w:w="2160"/>
+          </w:tcPr>
+          <w:p>
+            <w:r>
+              <w:rPr>
+                <w:b/>
+              </w:rPr>
+              <w:t>확인·완료 기한</w:t>
+            </w:r>
+          </w:p>
+        </w:tc>
+      </w:tr>
+      <w:tr>
+        <w:tc>
+          <w:tcPr>
+            <w:tcW w:type="dxa" w:w="2160"/>
+          </w:tcPr>
+          <w:p>
+            <w:r>
+              <w:rPr>
+                <w:b w:val="0"/>
+              </w:rPr>
+              <w:t>집결</w:t>
+            </w:r>
+          </w:p>
+        </w:tc>
+        <w:tc>
+          <w:tcPr>
+            <w:tcW w:type="dxa" w:w="2160"/>
+          </w:tcPr>
+          <w:p>
+            <w:r>
+              <w:rPr>
+                <w:b w:val="0"/>
+              </w:rPr>
+              <w:t>장소: ________ / 시각: ________:________</w:t>
+            </w:r>
+          </w:p>
+        </w:tc>
+        <w:tc>
+          <w:tcPr>
+            <w:tcW w:type="dxa" w:w="2160"/>
+          </w:tcPr>
+          <w:p>
+            <w:r>
+              <w:rPr>
+                <w:b w:val="0"/>
+              </w:rPr>
+              <w:t>________</w:t>
+            </w:r>
+          </w:p>
+        </w:tc>
+        <w:tc>
+          <w:tcPr>
+            <w:tcW w:type="dxa" w:w="2160"/>
+          </w:tcPr>
+          <w:p>
+            <w:r>
+              <w:rPr>
+                <w:b w:val="0"/>
+              </w:rPr>
+              <w:t>________</w:t>
+            </w:r>
+          </w:p>
+        </w:tc>
+      </w:tr>
+      <w:tr>
+        <w:tc>
+          <w:tcPr>
+            <w:tcW w:type="dxa" w:w="2160"/>
+          </w:tcPr>
+          <w:p>
+            <w:r>
+              <w:rPr>
+                <w:b w:val="0"/>
+              </w:rPr>
+              <w:t>이동</w:t>
+            </w:r>
+          </w:p>
+        </w:tc>
+        <w:tc>
+          <w:tcPr>
+            <w:tcW w:type="dxa" w:w="2160"/>
+          </w:tcPr>
+          <w:p>
+            <w:r>
+              <w:rPr>
+                <w:b w:val="0"/>
+              </w:rPr>
+              <w:t>이동 방법: ________ / 인솔 방법: ________</w:t>
+            </w:r>
+          </w:p>
+        </w:tc>
+        <w:tc>
+          <w:tcPr>
+            <w:tcW w:type="dxa" w:w="2160"/>
+          </w:tcPr>
+          <w:p>
+            <w:r>
+              <w:rPr>
+                <w:b w:val="0"/>
+              </w:rPr>
+              <w:t>________</w:t>
+            </w:r>
+          </w:p>
+        </w:tc>
+        <w:tc>
+          <w:tcPr>
+            <w:tcW w:type="dxa" w:w="2160"/>
+          </w:tcPr>
+          <w:p>
+            <w:r>
+              <w:rPr>
+                <w:b w:val="0"/>
+              </w:rPr>
+              <w:t>________</w:t>
+            </w:r>
+          </w:p>
+        </w:tc>
+      </w:tr>
+      <w:tr>
+        <w:tc>
+          <w:tcPr>
+            <w:tcW w:type="dxa" w:w="2160"/>
+          </w:tcPr>
+          <w:p>
+            <w:r>
+              <w:rPr>
+                <w:b w:val="0"/>
+              </w:rPr>
+              <w:t>귀가</w:t>
+            </w:r>
+          </w:p>
+        </w:tc>
+        <w:tc>
+          <w:tcPr>
+            <w:tcW w:type="dxa" w:w="2160"/>
+          </w:tcPr>
+          <w:p>
+            <w:r>
+              <w:rPr>
+                <w:b w:val="0"/>
+              </w:rPr>
+              <w:t>도착 장소: ________ / 예정 시각: ________:________</w:t>
+            </w:r>
+          </w:p>
+        </w:tc>
+        <w:tc>
+          <w:tcPr>
+            <w:tcW w:type="dxa" w:w="2160"/>
+          </w:tcPr>
+          <w:p>
+            <w:r>
+              <w:rPr>
+                <w:b w:val="0"/>
+              </w:rPr>
+              <w:t>________</w:t>
+            </w:r>
+          </w:p>
+        </w:tc>
+        <w:tc>
+          <w:tcPr>
+            <w:tcW w:type="dxa" w:w="2160"/>
+          </w:tcPr>
+          <w:p>
+            <w:r>
+              <w:rPr>
+                <w:b w:val="0"/>
+              </w:rPr>
+              <w:t>________</w:t>
+            </w:r>
+          </w:p>
+        </w:tc>
+      </w:tr>
+      <w:tr>
+        <w:tc>
+          <w:tcPr>
+            <w:tcW w:type="dxa" w:w="2160"/>
+          </w:tcPr>
+          <w:p>
+            <w:r>
+              <w:rPr>
+                <w:b w:val="0"/>
+              </w:rPr>
+              <w:t>보호자 인계</w:t>
+            </w:r>
+          </w:p>
+        </w:tc>
+        <w:tc>
+          <w:tcPr>
+            <w:tcW w:type="dxa" w:w="2160"/>
+          </w:tcPr>
+          <w:p>
+            <w:r>
+              <w:rPr>
+                <w:b w:val="0"/>
+              </w:rPr>
+              <w:t>인계 장소 및 확인 방법: ________</w:t>
+            </w:r>
+          </w:p>
+        </w:tc>
+        <w:tc>
+          <w:tcPr>
+            <w:tcW w:type="dxa" w:w="2160"/>
+          </w:tcPr>
+          <w:p>
+            <w:r>
+              <w:rPr>
+                <w:b w:val="0"/>
+              </w:rPr>
+              <w:t>________</w:t>
+            </w:r>
+          </w:p>
+        </w:tc>
+        <w:tc>
+          <w:tcPr>
+            <w:tcW w:type="dxa" w:w="2160"/>
+          </w:tcPr>
+          <w:p>
+            <w:r>
+              <w:rPr>
+                <w:b w:val="0"/>
+              </w:rPr>
+              <w:t>________</w:t>
+            </w:r>
+          </w:p>
+        </w:tc>
+      </w:tr>
+      <w:tr>
+        <w:tc>
+          <w:tcPr>
+            <w:tcW w:type="dxa" w:w="2160"/>
+          </w:tcPr>
+          <w:p>
+            <w:r>
+              <w:rPr>
+                <w:b w:val="0"/>
+              </w:rPr>
+              <w:t>일정 변경 안내</w:t>
+            </w:r>
+          </w:p>
+        </w:tc>
+        <w:tc>
+          <w:tcPr>
+            <w:tcW w:type="dxa" w:w="2160"/>
+          </w:tcPr>
+          <w:p>
+            <w:r>
+              <w:rPr>
+                <w:b w:val="0"/>
+              </w:rPr>
+              <w:t>안내 방법: ________</w:t>
+            </w:r>
+          </w:p>
+        </w:tc>
+        <w:tc>
+          <w:tcPr>
+            <w:tcW w:type="dxa" w:w="2160"/>
+          </w:tcPr>
+          <w:p>
+            <w:r>
+              <w:rPr>
+                <w:b w:val="0"/>
+              </w:rPr>
+              <w:t>________</w:t>
+            </w:r>
+          </w:p>
+        </w:tc>
+        <w:tc>
+          <w:tcPr>
+            <w:tcW w:type="dxa" w:w="2160"/>
+          </w:tcPr>
+          <w:p>
+            <w:r>
+              <w:rPr>
+                <w:b w:val="0"/>
+              </w:rPr>
+              <w:t>변경 확정 즉시</w:t>
+            </w:r>
+          </w:p>
+        </w:tc>
+      </w:tr>
+      <w:tr>
+        <w:tc>
+          <w:tcPr>
+            <w:tcW w:type="dxa" w:w="2160"/>
+          </w:tcPr>
+          <w:p>
+            <w:r>
+              <w:rPr>
+                <w:b w:val="0"/>
+              </w:rPr>
+              <w:t>안전 안내</w:t>
+            </w:r>
+          </w:p>
+        </w:tc>
+        <w:tc>
+          <w:tcPr>
+            <w:tcW w:type="dxa" w:w="2160"/>
+          </w:tcPr>
+          <w:p>
+            <w:r>
+              <w:rPr>
+                <w:b w:val="0"/>
+              </w:rPr>
+              <w:t>이동 수칙·비상 대피 장소 안내</w:t>
+            </w:r>
+          </w:p>
+        </w:tc>
+        <w:tc>
+          <w:tcPr>
+            <w:tcW w:type="dxa" w:w="2160"/>
+          </w:tcPr>
+          <w:p>
+            <w:r>
+              <w:rPr>
+                <w:b w:val="0"/>
+              </w:rPr>
+              <w:t>________</w:t>
+            </w:r>
+          </w:p>
+        </w:tc>
+        <w:tc>
+          <w:tcPr>
+            <w:tcW w:type="dxa" w:w="2160"/>
+          </w:tcPr>
+          <w:p>
+            <w:r>
+              <w:rPr>
+                <w:b w:val="0"/>
+              </w:rPr>
+              <w:t>행사 시작 전</w:t>
+            </w:r>
+          </w:p>
+        </w:tc>
+      </w:tr>
+    </w:tbl>
+    <w:p/>
+    <w:p>
+      <w:r>
+        <w:rPr>
+          <w:b w:val="0"/>
+        </w:rPr>
+        <w:t>가. 귀가 방법을 변경하는 경우 보호자가 담당자에게 직접 알려 주시기 바랍니다. 확인 담당은 ________, 변경 접수 기한은 ________입니다.</w:t>
+      </w:r>
+    </w:p>
+    <w:p>
+      <w:r>
+        <w:rPr>
+          <w:b w:val="0"/>
+        </w:rPr>
+        <w:t>나. 인솔 담당자는 출발·도착 및 활동 장소 이동 시 인원을 확인하고, 귀가 담당자는 행사 종료 시 보호자 인계 여부를 확인합니다.</w:t>
+      </w:r>
+    </w:p>
+    <w:p>
+      <w:pPr>
+        <w:pStyle w:val="Heading2"/>
+      </w:pPr>
+      <w:r>
+        <w:rPr>
+          <w:b w:val="0"/>
+        </w:rPr>
+        <w:t>4. 신청 기한·방법</w:t>
+      </w:r>
+    </w:p>
+    <w:tbl>
+      <w:tblPr>
+        <w:tblStyle w:val="TableGrid"/>
+        <w:tblW w:type="auto" w:w="0"/>
+        <w:tblLook w:firstColumn="1" w:firstRow="1" w:lastColumn="0" w:lastRow="0" w:noHBand="0" w:noVBand="1" w:val="04A0"/>
+      </w:tblPr>
+      <w:tblGrid>
+        <w:gridCol w:w="2160"/>
+        <w:gridCol w:w="2160"/>
+        <w:gridCol w:w="2160"/>
+        <w:gridCol w:w="2160"/>
+      </w:tblGrid>
+      <w:tr>
+        <w:tc>
+          <w:tcPr>
+            <w:tcW w:type="dxa" w:w="2160"/>
+          </w:tcPr>
+          <w:p>
+            <w:r>
+              <w:rPr>
+                <w:b/>
+              </w:rPr>
+              <w:t>구분</w:t>
+            </w:r>
+          </w:p>
+        </w:tc>
+        <w:tc>
+          <w:tcPr>
+            <w:tcW w:type="dxa" w:w="2160"/>
+          </w:tcPr>
+          <w:p>
+            <w:r>
+              <w:rPr>
+                <w:b/>
+              </w:rPr>
+              <w:t>내용</w:t>
+            </w:r>
+          </w:p>
+        </w:tc>
+        <w:tc>
+          <w:tcPr>
+            <w:tcW w:type="dxa" w:w="2160"/>
+          </w:tcPr>
+          <w:p>
+            <w:r>
+              <w:rPr>
+                <w:b/>
+              </w:rPr>
+              <w:t>담당</w:t>
+            </w:r>
+          </w:p>
+        </w:tc>
+        <w:tc>
+          <w:tcPr>
+            <w:tcW w:type="dxa" w:w="2160"/>
+          </w:tcPr>
+          <w:p>
+            <w:r>
+              <w:rPr>
+                <w:b/>
+              </w:rPr>
+              <w:t>기한</w:t>
+            </w:r>
+          </w:p>
+        </w:tc>
+      </w:tr>
+      <w:tr>
+        <w:tc>
+          <w:tcPr>
+            <w:tcW w:type="dxa" w:w="2160"/>
+          </w:tcPr>
+          <w:p>
+            <w:r>
+              <w:rPr>
+                <w:b w:val="0"/>
+              </w:rPr>
+              <w:t>참가 여부 회신</w:t>
+            </w:r>
+          </w:p>
+        </w:tc>
+        <w:tc>
+          <w:tcPr>
+            <w:tcW w:type="dxa" w:w="2160"/>
+          </w:tcPr>
+          <w:p>
+            <w:r>
+              <w:rPr>
+                <w:b w:val="0"/>
+              </w:rPr>
+              <w:t>아래 신청서에 참가·불참 여부를 표시하여 제출</w:t>
+            </w:r>
+          </w:p>
+        </w:tc>
+        <w:tc>
+          <w:tcPr>
+            <w:tcW w:type="dxa" w:w="2160"/>
+          </w:tcPr>
+          <w:p>
+            <w:r>
+              <w:rPr>
+                <w:b w:val="0"/>
+              </w:rPr>
+              <w:t>보호자</w:t>
+            </w:r>
+          </w:p>
+        </w:tc>
+        <w:tc>
+          <w:tcPr>
+            <w:tcW w:type="dxa" w:w="2160"/>
+          </w:tcPr>
+          <w:p>
+            <w:r>
+              <w:rPr>
+                <w:b w:val="0"/>
+              </w:rPr>
+              <w:t>________</w:t>
+            </w:r>
+          </w:p>
+        </w:tc>
+      </w:tr>
+      <w:tr>
+        <w:tc>
+          <w:tcPr>
+            <w:tcW w:type="dxa" w:w="2160"/>
+          </w:tcPr>
+          <w:p>
+            <w:r>
+              <w:rPr>
+                <w:b w:val="0"/>
+              </w:rPr>
+              <w:t>제출 방법·장소</w:t>
+            </w:r>
+          </w:p>
+        </w:tc>
+        <w:tc>
+          <w:tcPr>
+            <w:tcW w:type="dxa" w:w="2160"/>
+          </w:tcPr>
+          <w:p>
+            <w:r>
+              <w:rPr>
+                <w:b w:val="0"/>
+              </w:rPr>
+              <w:t>________</w:t>
+            </w:r>
+          </w:p>
+        </w:tc>
+        <w:tc>
+          <w:tcPr>
+            <w:tcW w:type="dxa" w:w="2160"/>
+          </w:tcPr>
+          <w:p>
+            <w:r>
+              <w:rPr>
+                <w:b w:val="0"/>
+              </w:rPr>
+              <w:t>보호자</w:t>
+            </w:r>
+          </w:p>
+        </w:tc>
+        <w:tc>
+          <w:tcPr>
+            <w:tcW w:type="dxa" w:w="2160"/>
+          </w:tcPr>
+          <w:p>
+            <w:r>
+              <w:rPr>
+                <w:b w:val="0"/>
+              </w:rPr>
+              <w:t>________</w:t>
+            </w:r>
+          </w:p>
+        </w:tc>
+      </w:tr>
+      <w:tr>
+        <w:tc>
+          <w:tcPr>
+            <w:tcW w:type="dxa" w:w="2160"/>
+          </w:tcPr>
+          <w:p>
+            <w:r>
+              <w:rPr>
+                <w:b w:val="0"/>
+              </w:rPr>
+              <w:t>신청서 접수 및 확인</w:t>
+            </w:r>
+          </w:p>
+        </w:tc>
+        <w:tc>
+          <w:tcPr>
+            <w:tcW w:type="dxa" w:w="2160"/>
+          </w:tcPr>
+          <w:p>
+            <w:r>
+              <w:rPr>
+                <w:b w:val="0"/>
+              </w:rPr>
+              <w:t>접수처: ________</w:t>
+            </w:r>
+          </w:p>
+        </w:tc>
+        <w:tc>
+          <w:tcPr>
+            <w:tcW w:type="dxa" w:w="2160"/>
+          </w:tcPr>
+          <w:p>
+            <w:r>
+              <w:rPr>
+                <w:b w:val="0"/>
+              </w:rPr>
+              <w:t>________</w:t>
+            </w:r>
+          </w:p>
+        </w:tc>
+        <w:tc>
+          <w:tcPr>
+            <w:tcW w:type="dxa" w:w="2160"/>
+          </w:tcPr>
+          <w:p>
+            <w:r>
+              <w:rPr>
+                <w:b w:val="0"/>
+              </w:rPr>
+              <w:t>________</w:t>
+            </w:r>
+          </w:p>
+        </w:tc>
+      </w:tr>
+      <w:tr>
+        <w:tc>
+          <w:tcPr>
+            <w:tcW w:type="dxa" w:w="2160"/>
+          </w:tcPr>
+          <w:p>
+            <w:r>
+              <w:rPr>
+                <w:b w:val="0"/>
+              </w:rPr>
+              <w:t>회비 납부</w:t>
+            </w:r>
+          </w:p>
+        </w:tc>
+        <w:tc>
+          <w:tcPr>
+            <w:tcW w:type="dxa" w:w="2160"/>
+          </w:tcPr>
+          <w:p>
+            <w:r>
+              <w:rPr>
+                <w:b w:val="0"/>
+              </w:rPr>
+              <w:t>납부 방법: ________ / 수납처: ________</w:t>
+            </w:r>
+          </w:p>
+        </w:tc>
+        <w:tc>
+          <w:tcPr>
+            <w:tcW w:type="dxa" w:w="2160"/>
+          </w:tcPr>
+          <w:p>
+            <w:r>
+              <w:rPr>
+                <w:b w:val="0"/>
+              </w:rPr>
+              <w:t>보호자·수납 담당 ________</w:t>
+            </w:r>
+          </w:p>
+        </w:tc>
+        <w:tc>
+          <w:tcPr>
+            <w:tcW w:type="dxa" w:w="2160"/>
+          </w:tcPr>
+          <w:p>
+            <w:r>
+              <w:rPr>
+                <w:b w:val="0"/>
+              </w:rPr>
+              <w:t>________</w:t>
+            </w:r>
+          </w:p>
+        </w:tc>
+      </w:tr>
+      <w:tr>
+        <w:tc>
+          <w:tcPr>
+            <w:tcW w:type="dxa" w:w="2160"/>
+          </w:tcPr>
+          <w:p>
+            <w:r>
+              <w:rPr>
+                <w:b w:val="0"/>
+              </w:rPr>
+              <w:t>취소·환불 안내</w:t>
+            </w:r>
+          </w:p>
+        </w:tc>
+        <w:tc>
+          <w:tcPr>
+            <w:tcW w:type="dxa" w:w="2160"/>
+          </w:tcPr>
+          <w:p>
+            <w:r>
+              <w:rPr>
+                <w:b w:val="0"/>
+              </w:rPr>
+              <w:t>적용 기준: ________(확인 필요) / 안내 방법: ________</w:t>
+            </w:r>
+          </w:p>
+        </w:tc>
+        <w:tc>
+          <w:tcPr>
+            <w:tcW w:type="dxa" w:w="2160"/>
+          </w:tcPr>
+          <w:p>
+            <w:r>
+              <w:rPr>
+                <w:b w:val="0"/>
+              </w:rPr>
+              <w:t>________</w:t>
+            </w:r>
+          </w:p>
+        </w:tc>
+        <w:tc>
+          <w:tcPr>
+            <w:tcW w:type="dxa" w:w="2160"/>
+          </w:tcPr>
+          <w:p>
+            <w:r>
+              <w:rPr>
+                <w:b w:val="0"/>
+              </w:rPr>
+              <w:t>신청 접수 전</w:t>
+            </w:r>
+          </w:p>
+        </w:tc>
+      </w:tr>
+      <w:tr>
+        <w:tc>
+          <w:tcPr>
+            <w:tcW w:type="dxa" w:w="2160"/>
+          </w:tcPr>
+          <w:p>
+            <w:r>
+              <w:rPr>
+                <w:b w:val="0"/>
+              </w:rPr>
+              <w:t>행사 후 소감 회신</w:t>
+            </w:r>
+          </w:p>
+        </w:tc>
+        <w:tc>
+          <w:tcPr>
+            <w:tcW w:type="dxa" w:w="2160"/>
+          </w:tcPr>
+          <w:p>
+            <w:r>
+              <w:rPr>
+                <w:b w:val="0"/>
+              </w:rPr>
+              <w:t>회신 방법: ________</w:t>
+            </w:r>
+          </w:p>
+        </w:tc>
+        <w:tc>
+          <w:tcPr>
+            <w:tcW w:type="dxa" w:w="2160"/>
+          </w:tcPr>
+          <w:p>
+            <w:r>
+              <w:rPr>
+                <w:b w:val="0"/>
+              </w:rPr>
+              <w:t>참가 학생·보호자</w:t>
+            </w:r>
+          </w:p>
+        </w:tc>
+        <w:tc>
+          <w:tcPr>
+            <w:tcW w:type="dxa" w:w="2160"/>
+          </w:tcPr>
+          <w:p>
+            <w:r>
+              <w:rPr>
+                <w:b w:val="0"/>
+              </w:rPr>
+              <w:t>________</w:t>
+            </w:r>
+          </w:p>
+        </w:tc>
+      </w:tr>
+    </w:tbl>
+    <w:p/>
+    <w:p>
+      <w:pPr>
+        <w:pStyle w:val="Heading2"/>
+      </w:pPr>
+      <w:r>
+        <w:rPr>
+          <w:b w:val="0"/>
+        </w:rPr>
+        <w:t>5. 문의</w:t>
+      </w:r>
+    </w:p>
+    <w:tbl>
+      <w:tblPr>
+        <w:tblStyle w:val="TableGrid"/>
+        <w:tblW w:type="auto" w:w="0"/>
+        <w:tblLook w:firstColumn="1" w:firstRow="1" w:lastColumn="0" w:lastRow="0" w:noHBand="0" w:noVBand="1" w:val="04A0"/>
+      </w:tblPr>
+      <w:tblGrid>
+        <w:gridCol w:w="2160"/>
+        <w:gridCol w:w="2160"/>
+        <w:gridCol w:w="2160"/>
+        <w:gridCol w:w="2160"/>
+      </w:tblGrid>
+      <w:tr>
+        <w:tc>
+          <w:tcPr>
+            <w:tcW w:type="dxa" w:w="2160"/>
+          </w:tcPr>
+          <w:p>
+            <w:r>
+              <w:rPr>
+                <w:b/>
+              </w:rPr>
+              <w:t>발신 부서</w:t>
+            </w:r>
+          </w:p>
+        </w:tc>
+        <w:tc>
+          <w:tcPr>
+            <w:tcW w:type="dxa" w:w="2160"/>
+          </w:tcPr>
+          <w:p>
+            <w:r>
+              <w:rPr>
+                <w:b/>
+              </w:rPr>
+              <w:t>담당</w:t>
+            </w:r>
+          </w:p>
+        </w:tc>
+        <w:tc>
+          <w:tcPr>
+            <w:tcW w:type="dxa" w:w="2160"/>
+          </w:tcPr>
+          <w:p>
+            <w:r>
+              <w:rPr>
+                <w:b/>
+              </w:rPr>
+              <w:t>문의처</w:t>
+            </w:r>
+          </w:p>
+        </w:tc>
+        <w:tc>
+          <w:tcPr>
+            <w:tcW w:type="dxa" w:w="2160"/>
+          </w:tcPr>
+          <w:p>
+            <w:r>
+              <w:rPr>
+                <w:b/>
+              </w:rPr>
+              <w:t>문의 가능 시간</w:t>
+            </w:r>
+          </w:p>
+        </w:tc>
+      </w:tr>
+      <w:tr>
+        <w:tc>
+          <w:tcPr>
+            <w:tcW w:type="dxa" w:w="2160"/>
+          </w:tcPr>
+          <w:p>
+            <w:r>
+              <w:rPr>
+                <w:b w:val="0"/>
+              </w:rPr>
+              <w:t>(교회명) (부서명)</w:t>
+            </w:r>
+          </w:p>
+        </w:tc>
+        <w:tc>
+          <w:tcPr>
+            <w:tcW w:type="dxa" w:w="2160"/>
+          </w:tcPr>
+          <w:p>
+            <w:r>
+              <w:rPr>
+                <w:b w:val="0"/>
+              </w:rPr>
+              <w:t>________</w:t>
+            </w:r>
+          </w:p>
+        </w:tc>
+        <w:tc>
+          <w:tcPr>
+            <w:tcW w:type="dxa" w:w="2160"/>
+          </w:tcPr>
+          <w:p>
+            <w:r>
+              <w:rPr>
+                <w:b w:val="0"/>
+              </w:rPr>
+              <w:t>교회 대표 연락처 또는 부서 공식 문의 채널: ________</w:t>
+            </w:r>
+          </w:p>
+        </w:tc>
+        <w:tc>
+          <w:tcPr>
+            <w:tcW w:type="dxa" w:w="2160"/>
+          </w:tcPr>
+          <w:p>
+            <w:r>
+              <w:rPr>
+                <w:b w:val="0"/>
+              </w:rPr>
+              <w:t>________:________~________:________</w:t>
+            </w:r>
+          </w:p>
+        </w:tc>
+      </w:tr>
+    </w:tbl>
+    <w:p/>
+    <w:p>
+      <w:r>
+        <w:rPr>
+          <w:b w:val="0"/>
+        </w:rPr>
+        <w:t>개인 연락처와 건강정보가 포함된 회신서는 접수 담당자에게 개별 제출하며, 단체 대화방이나 공개 게시판에 게시하지 않습니다.</w:t>
+      </w:r>
+    </w:p>
+    <w:p>
+      <w:r>
+        <w:rPr>
+          <w:b w:val="0"/>
+        </w:rPr>
+        <w:t>________년 ________월 ________일</w:t>
+      </w:r>
+    </w:p>
+    <w:p>
+      <w:r>
+        <w:rPr>
+          <w:b/>
+        </w:rPr>
+        <w:t>(교회명) (부서명) 담당 ________</w:t>
+      </w:r>
+    </w:p>
+    <w:p>
+      <w:r>
+        <w:rPr>
+          <w:b w:val="0"/>
+        </w:rPr>
+        <w:t>붙임 1. 행사 참가 신청 및 보호자 동의서 1부.</w:t>
+      </w:r>
+    </w:p>
+    <w:p>
+      <w:r>
+        <w:rPr>
+          <w:b w:val="0"/>
+        </w:rPr>
+        <w:t>끝.</w:t>
+      </w:r>
+    </w:p>
+    <w:p>
+      <w:r>
+        <w:rPr>
+          <w:b/>
+        </w:rPr>
+        <w:t>절취선 — 아래 회신서는 접수 담당자에게 개별 제출하여 주시기 바랍니다.</w:t>
+      </w:r>
+    </w:p>
+    <w:p>
+      <w:pPr>
+        <w:pStyle w:val="Heading2"/>
+      </w:pPr>
+      <w:r>
+        <w:rPr>
+          <w:b w:val="0"/>
+        </w:rPr>
+        <w:t>행사 참가 신청 및 보호자 동의서</w:t>
+      </w:r>
+    </w:p>
+    <w:tbl>
+      <w:tblPr>
+        <w:tblStyle w:val="TableGrid"/>
+        <w:tblW w:type="auto" w:w="0"/>
+        <w:tblLook w:firstColumn="1" w:firstRow="1" w:lastColumn="0" w:lastRow="0" w:noHBand="0" w:noVBand="1" w:val="04A0"/>
+      </w:tblPr>
+      <w:tblGrid>
+        <w:gridCol w:w="4320"/>
+        <w:gridCol w:w="4320"/>
+      </w:tblGrid>
+      <w:tr>
+        <w:tc>
+          <w:tcPr>
+            <w:tcW w:type="dxa" w:w="4320"/>
+          </w:tcPr>
+          <w:p>
+            <w:r>
+              <w:rPr>
+                <w:b/>
+              </w:rPr>
+              <w:t>구분</w:t>
+            </w:r>
+          </w:p>
+        </w:tc>
+        <w:tc>
+          <w:tcPr>
+            <w:tcW w:type="dxa" w:w="4320"/>
+          </w:tcPr>
+          <w:p>
+            <w:r>
+              <w:rPr>
+                <w:b/>
+              </w:rPr>
+              <w:t>기재 내용</w:t>
+            </w:r>
+          </w:p>
+        </w:tc>
+      </w:tr>
+      <w:tr>
+        <w:tc>
+          <w:tcPr>
+            <w:tcW w:type="dxa" w:w="4320"/>
+          </w:tcPr>
+          <w:p>
+            <w:r>
+              <w:rPr>
+                <w:b w:val="0"/>
+              </w:rPr>
+              <w:t>행사명</w:t>
+            </w:r>
+          </w:p>
+        </w:tc>
+        <w:tc>
+          <w:tcPr>
+            <w:tcW w:type="dxa" w:w="4320"/>
+          </w:tcPr>
+          <w:p>
+            <w:r>
+              <w:rPr>
+                <w:b w:val="0"/>
+              </w:rPr>
+              <w:t>________</w:t>
+            </w:r>
+          </w:p>
+        </w:tc>
+      </w:tr>
+      <w:tr>
+        <w:tc>
+          <w:tcPr>
+            <w:tcW w:type="dxa" w:w="4320"/>
+          </w:tcPr>
+          <w:p>
+            <w:r>
+              <w:rPr>
+                <w:b w:val="0"/>
+              </w:rPr>
+              <w:t>부서</w:t>
+            </w:r>
+          </w:p>
+        </w:tc>
+        <w:tc>
+          <w:tcPr>
+            <w:tcW w:type="dxa" w:w="4320"/>
+          </w:tcPr>
+          <w:p>
+            <w:r>
+              <w:rPr>
+                <w:b w:val="0"/>
+              </w:rPr>
+              <w:t>(부서명)</w:t>
+            </w:r>
+          </w:p>
+        </w:tc>
+      </w:tr>
+      <w:tr>
+        <w:tc>
+          <w:tcPr>
+            <w:tcW w:type="dxa" w:w="4320"/>
+          </w:tcPr>
+          <w:p>
+            <w:r>
+              <w:rPr>
+                <w:b w:val="0"/>
+              </w:rPr>
+              <w:t>학생 이름</w:t>
+            </w:r>
+          </w:p>
+        </w:tc>
+        <w:tc>
+          <w:tcPr>
+            <w:tcW w:type="dxa" w:w="4320"/>
+          </w:tcPr>
+          <w:p>
+            <w:r>
+              <w:rPr>
+                <w:b w:val="0"/>
+              </w:rPr>
+              <w:t>________</w:t>
+            </w:r>
+          </w:p>
+        </w:tc>
+      </w:tr>
+      <w:tr>
+        <w:tc>
+          <w:tcPr>
+            <w:tcW w:type="dxa" w:w="4320"/>
+          </w:tcPr>
+          <w:p>
+            <w:r>
+              <w:rPr>
+                <w:b w:val="0"/>
+              </w:rPr>
+              <w:t>보호자 연락처</w:t>
+            </w:r>
+          </w:p>
+        </w:tc>
+        <w:tc>
+          <w:tcPr>
+            <w:tcW w:type="dxa" w:w="4320"/>
+          </w:tcPr>
+          <w:p>
+            <w:r>
+              <w:rPr>
+                <w:b w:val="0"/>
+              </w:rPr>
+              <w:t>________</w:t>
+            </w:r>
+          </w:p>
+        </w:tc>
+      </w:tr>
+      <w:tr>
+        <w:tc>
+          <w:tcPr>
+            <w:tcW w:type="dxa" w:w="4320"/>
+          </w:tcPr>
+          <w:p>
+            <w:r>
+              <w:rPr>
+                <w:b w:val="0"/>
+              </w:rPr>
+              <w:t>참가 여부</w:t>
+            </w:r>
+          </w:p>
+        </w:tc>
+        <w:tc>
+          <w:tcPr>
+            <w:tcW w:type="dxa" w:w="4320"/>
+          </w:tcPr>
+          <w:p>
+            <w:r>
+              <w:rPr>
+                <w:b w:val="0"/>
+              </w:rPr>
+              <w:t>참가(　) / 불참(　)</w:t>
+            </w:r>
+          </w:p>
+        </w:tc>
+      </w:tr>
+      <w:tr>
+        <w:tc>
+          <w:tcPr>
+            <w:tcW w:type="dxa" w:w="4320"/>
+          </w:tcPr>
+          <w:p>
+            <w:r>
+              <w:rPr>
+                <w:b w:val="0"/>
+              </w:rPr>
+              <w:t>귀가 방법</w:t>
+            </w:r>
+          </w:p>
+        </w:tc>
+        <w:tc>
+          <w:tcPr>
+            <w:tcW w:type="dxa" w:w="4320"/>
+          </w:tcPr>
+          <w:p>
+            <w:r>
+              <w:rPr>
+                <w:b w:val="0"/>
+              </w:rPr>
+              <w:t>보호자 동행(　) / 그 밖의 방법: ________</w:t>
+            </w:r>
+          </w:p>
+        </w:tc>
+      </w:tr>
+      <w:tr>
+        <w:tc>
+          <w:tcPr>
+            <w:tcW w:type="dxa" w:w="4320"/>
+          </w:tcPr>
+          <w:p>
+            <w:r>
+              <w:rPr>
+                <w:b w:val="0"/>
+              </w:rPr>
+              <w:t>특이사항</w:t>
+            </w:r>
+          </w:p>
+        </w:tc>
+        <w:tc>
+          <w:tcPr>
+            <w:tcW w:type="dxa" w:w="4320"/>
+          </w:tcPr>
+          <w:p>
+            <w:r>
+              <w:rPr>
+                <w:b w:val="0"/>
+              </w:rPr>
+              <w:t>운영상 요청 사항: ________ ※ 건강정보는 기재하지 않고 별도 상담</w:t>
+            </w:r>
+          </w:p>
+        </w:tc>
+      </w:tr>
+      <w:tr>
+        <w:tc>
+          <w:tcPr>
+            <w:tcW w:type="dxa" w:w="4320"/>
+          </w:tcPr>
+          <w:p>
+            <w:r>
+              <w:rPr>
+                <w:b w:val="0"/>
+              </w:rPr>
+              <w:t>보호자 성명</w:t>
+            </w:r>
+          </w:p>
+        </w:tc>
+        <w:tc>
+          <w:tcPr>
+            <w:tcW w:type="dxa" w:w="4320"/>
+          </w:tcPr>
+          <w:p>
+            <w:r>
+              <w:rPr>
+                <w:b w:val="0"/>
+              </w:rPr>
+              <w:t>________</w:t>
+            </w:r>
+          </w:p>
+        </w:tc>
+      </w:tr>
+      <w:tr>
+        <w:tc>
+          <w:tcPr>
+            <w:tcW w:type="dxa" w:w="4320"/>
+          </w:tcPr>
+          <w:p>
+            <w:r>
+              <w:rPr>
+                <w:b w:val="0"/>
+              </w:rPr>
+              <w:t>보호자 서명</w:t>
+            </w:r>
+          </w:p>
+        </w:tc>
+        <w:tc>
+          <w:tcPr>
+            <w:tcW w:type="dxa" w:w="4320"/>
+          </w:tcPr>
+          <w:p>
+            <w:r>
+              <w:rPr>
+                <w:b w:val="0"/>
+              </w:rPr>
+              <w:t>________</w:t>
+            </w:r>
+          </w:p>
+        </w:tc>
+      </w:tr>
+      <w:tr>
+        <w:tc>
+          <w:tcPr>
+            <w:tcW w:type="dxa" w:w="4320"/>
+          </w:tcPr>
+          <w:p>
+            <w:r>
+              <w:rPr>
+                <w:b w:val="0"/>
+              </w:rPr>
+              <w:t>작성일</w:t>
+            </w:r>
+          </w:p>
+        </w:tc>
+        <w:tc>
+          <w:tcPr>
+            <w:tcW w:type="dxa" w:w="4320"/>
+          </w:tcPr>
+          <w:p>
+            <w:r>
+              <w:rPr>
+                <w:b w:val="0"/>
+              </w:rPr>
+              <w:t>________년 ________월 ________일</w:t>
+            </w:r>
+          </w:p>
+        </w:tc>
+      </w:tr>
+    </w:tbl>
+    <w:p/>
+    <w:p>
+      <w:pPr>
+        <w:pStyle w:val="Heading3"/>
+      </w:pPr>
+      <w:r>
+        <w:rPr>
+          <w:b w:val="0"/>
+        </w:rPr>
+        <w:t>1. 참가 및 이동·귀가 동의</w:t>
+      </w:r>
+    </w:p>
+    <w:p>
+      <w:r>
+        <w:rPr>
+          <w:b w:val="0"/>
+        </w:rPr>
+        <w:t>행사 일정, 활동 내용, 이동·귀가 방법과 보호자 인계 안내를 확인하였으며, 위 학생의 행사 참가에 동의합니다.</w:t>
+      </w:r>
+    </w:p>
+    <w:p>
+      <w:r>
+        <w:rPr>
+          <w:b/>
+        </w:rPr>
+        <w:t>참가 동의(　) / 참가 미동의(　)</w:t>
+      </w:r>
+    </w:p>
+    <w:p>
+      <w:pPr>
+        <w:pStyle w:val="Heading3"/>
+      </w:pPr>
+      <w:r>
+        <w:rPr>
+          <w:b w:val="0"/>
+        </w:rPr>
+        <w:t>2. 개인정보 수집·이용 동의</w:t>
+      </w:r>
+    </w:p>
+    <w:tbl>
+      <w:tblPr>
+        <w:tblStyle w:val="TableGrid"/>
+        <w:tblW w:type="auto" w:w="0"/>
+        <w:tblLook w:firstColumn="1" w:firstRow="1" w:lastColumn="0" w:lastRow="0" w:noHBand="0" w:noVBand="1" w:val="04A0"/>
+      </w:tblPr>
+      <w:tblGrid>
+        <w:gridCol w:w="4320"/>
+        <w:gridCol w:w="4320"/>
+      </w:tblGrid>
+      <w:tr>
+        <w:tc>
+          <w:tcPr>
+            <w:tcW w:type="dxa" w:w="4320"/>
+          </w:tcPr>
+          <w:p>
+            <w:r>
+              <w:rPr>
+                <w:b/>
+              </w:rPr>
+              <w:t>구분</w:t>
+            </w:r>
+          </w:p>
+        </w:tc>
+        <w:tc>
+          <w:tcPr>
+            <w:tcW w:type="dxa" w:w="4320"/>
+          </w:tcPr>
+          <w:p>
+            <w:r>
+              <w:rPr>
+                <w:b/>
+              </w:rPr>
+              <w:t>내용</w:t>
+            </w:r>
+          </w:p>
+        </w:tc>
+      </w:tr>
+      <w:tr>
+        <w:tc>
+          <w:tcPr>
+            <w:tcW w:type="dxa" w:w="4320"/>
+          </w:tcPr>
+          <w:p>
+            <w:r>
+              <w:rPr>
+                <w:b w:val="0"/>
+              </w:rPr>
+              <w:t>수집·이용 주체</w:t>
+            </w:r>
+          </w:p>
+        </w:tc>
+        <w:tc>
+          <w:tcPr>
+            <w:tcW w:type="dxa" w:w="4320"/>
+          </w:tcPr>
+          <w:p>
+            <w:r>
+              <w:rPr>
+                <w:b w:val="0"/>
+              </w:rPr>
+              <w:t>(교회명)</w:t>
+            </w:r>
+          </w:p>
+        </w:tc>
+      </w:tr>
+      <w:tr>
+        <w:tc>
+          <w:tcPr>
+            <w:tcW w:type="dxa" w:w="4320"/>
+          </w:tcPr>
+          <w:p>
+            <w:r>
+              <w:rPr>
+                <w:b w:val="0"/>
+              </w:rPr>
+              <w:t>수집·이용 목적</w:t>
+            </w:r>
+          </w:p>
+        </w:tc>
+        <w:tc>
+          <w:tcPr>
+            <w:tcW w:type="dxa" w:w="4320"/>
+          </w:tcPr>
+          <w:p>
+            <w:r>
+              <w:rPr>
+                <w:b w:val="0"/>
+              </w:rPr>
+              <w:t>참가 신청 확인, 보호자 연락, 이동·귀가 및 인계 관리</w:t>
+            </w:r>
+          </w:p>
+        </w:tc>
+      </w:tr>
+      <w:tr>
+        <w:tc>
+          <w:tcPr>
+            <w:tcW w:type="dxa" w:w="4320"/>
+          </w:tcPr>
+          <w:p>
+            <w:r>
+              <w:rPr>
+                <w:b w:val="0"/>
+              </w:rPr>
+              <w:t>수집 항목</w:t>
+            </w:r>
+          </w:p>
+        </w:tc>
+        <w:tc>
+          <w:tcPr>
+            <w:tcW w:type="dxa" w:w="4320"/>
+          </w:tcPr>
+          <w:p>
+            <w:r>
+              <w:rPr>
+                <w:b w:val="0"/>
+              </w:rPr>
+              <w:t>부서, 학생 이름, 보호자 성명·연락처·서명, 참가 여부, 귀가 방법, 운영상 요청 사항</w:t>
+            </w:r>
+          </w:p>
+        </w:tc>
+      </w:tr>
+      <w:tr>
+        <w:tc>
+          <w:tcPr>
+            <w:tcW w:type="dxa" w:w="4320"/>
+          </w:tcPr>
+          <w:p>
+            <w:r>
+              <w:rPr>
+                <w:b w:val="0"/>
+              </w:rPr>
+              <w:t>보유·이용 기간</w:t>
+            </w:r>
+          </w:p>
+        </w:tc>
+        <w:tc>
+          <w:tcPr>
+            <w:tcW w:type="dxa" w:w="4320"/>
+          </w:tcPr>
+          <w:p>
+            <w:r>
+              <w:rPr>
+                <w:b w:val="0"/>
+              </w:rPr>
+              <w:t>행사 종료 후 ________일까지 보관 후 파기 ※ 배포 전 확정</w:t>
+            </w:r>
+          </w:p>
+        </w:tc>
+      </w:tr>
+      <w:tr>
+        <w:tc>
+          <w:tcPr>
+            <w:tcW w:type="dxa" w:w="4320"/>
+          </w:tcPr>
+          <w:p>
+            <w:r>
+              <w:rPr>
+                <w:b w:val="0"/>
+              </w:rPr>
+              <w:t>동의 거부 안내</w:t>
+            </w:r>
+          </w:p>
+        </w:tc>
+        <w:tc>
+          <w:tcPr>
+            <w:tcW w:type="dxa" w:w="4320"/>
+          </w:tcPr>
+          <w:p>
+            <w:r>
+              <w:rPr>
+                <w:b w:val="0"/>
+              </w:rPr>
+              <w:t>동의를 거부할 수 있습니다. 다만 참가 확인과 안전 연락에 필요한 정보가 없으면 행사 참여에 제한이 있을 수 있습니다.</w:t>
+            </w:r>
+          </w:p>
+        </w:tc>
+      </w:tr>
+      <w:tr>
+        <w:tc>
+          <w:tcPr>
+            <w:tcW w:type="dxa" w:w="4320"/>
+          </w:tcPr>
+          <w:p>
+            <w:r>
+              <w:rPr>
+                <w:b w:val="0"/>
+              </w:rPr>
+              <w:t>열람·정정 및 문의</w:t>
+            </w:r>
+          </w:p>
+        </w:tc>
+        <w:tc>
+          <w:tcPr>
+            <w:tcW w:type="dxa" w:w="4320"/>
+          </w:tcPr>
+          <w:p>
+            <w:r>
+              <w:rPr>
+                <w:b w:val="0"/>
+              </w:rPr>
+              <w:t>(교회명) (부서명) 공식 문의 채널: ________</w:t>
+            </w:r>
+          </w:p>
+        </w:tc>
+      </w:tr>
+    </w:tbl>
+    <w:p/>
+    <w:p>
+      <w:r>
+        <w:rPr>
+          <w:b/>
+        </w:rPr>
+        <w:t>위 개인정보 수집·이용에 동의합니다: 동의(　) / 미동의(　). 만 14세 미만 학생은 법정대리인이 동의합니다.</w:t>
+      </w:r>
+    </w:p>
+    <w:p>
+      <w:r>
+        <w:rPr>
+          <w:b w:val="0"/>
+        </w:rPr>
+        <w:t>법정대리인 또는 보호자 성명: ________　학생과의 관계: ________　서명: ________</w:t>
+      </w:r>
+    </w:p>
+    <w:p>
+      <w:pPr>
+        <w:pStyle w:val="Heading3"/>
+      </w:pPr>
+      <w:r>
+        <w:rPr>
+          <w:b w:val="0"/>
+        </w:rPr>
+        <w:t>3. 접수 담당자 확인</w:t>
+      </w:r>
+    </w:p>
+    <w:tbl>
+      <w:tblPr>
+        <w:tblStyle w:val="TableGrid"/>
+        <w:tblW w:type="auto" w:w="0"/>
+        <w:tblLook w:firstColumn="1" w:firstRow="1" w:lastColumn="0" w:lastRow="0" w:noHBand="0" w:noVBand="1" w:val="04A0"/>
+      </w:tblPr>
+      <w:tblGrid>
+        <w:gridCol w:w="2160"/>
+        <w:gridCol w:w="2160"/>
+        <w:gridCol w:w="2160"/>
+        <w:gridCol w:w="2160"/>
+      </w:tblGrid>
+      <w:tr>
+        <w:tc>
+          <w:tcPr>
+            <w:tcW w:type="dxa" w:w="2160"/>
+          </w:tcPr>
+          <w:p>
+            <w:r>
+              <w:rPr>
+                <w:b/>
+              </w:rPr>
+              <w:t>접수일</w:t>
+            </w:r>
+          </w:p>
+        </w:tc>
+        <w:tc>
+          <w:tcPr>
+            <w:tcW w:type="dxa" w:w="2160"/>
+          </w:tcPr>
+          <w:p>
+            <w:r>
+              <w:rPr>
+                <w:b/>
+              </w:rPr>
+              <w:t>접수 담당</w:t>
+            </w:r>
+          </w:p>
+        </w:tc>
+        <w:tc>
+          <w:tcPr>
+            <w:tcW w:type="dxa" w:w="2160"/>
+          </w:tcPr>
+          <w:p>
+            <w:r>
+              <w:rPr>
+                <w:b/>
+              </w:rPr>
+              <w:t>참가·귀가 방법 확인 기한</w:t>
+            </w:r>
+          </w:p>
+        </w:tc>
+        <w:tc>
+          <w:tcPr>
+            <w:tcW w:type="dxa" w:w="2160"/>
+          </w:tcPr>
+          <w:p>
+            <w:r>
+              <w:rPr>
+                <w:b/>
+              </w:rPr>
+              <w:t>확인 여부</w:t>
+            </w:r>
+          </w:p>
+        </w:tc>
+      </w:tr>
+      <w:tr>
+        <w:tc>
+          <w:tcPr>
+            <w:tcW w:type="dxa" w:w="2160"/>
+          </w:tcPr>
+          <w:p>
+            <w:r>
+              <w:rPr>
+                <w:b w:val="0"/>
+              </w:rPr>
+              <w:t>________</w:t>
+            </w:r>
+          </w:p>
+        </w:tc>
+        <w:tc>
+          <w:tcPr>
+            <w:tcW w:type="dxa" w:w="2160"/>
+          </w:tcPr>
+          <w:p>
+            <w:r>
+              <w:rPr>
+                <w:b w:val="0"/>
+              </w:rPr>
+              <w:t>________</w:t>
+            </w:r>
+          </w:p>
+        </w:tc>
+        <w:tc>
+          <w:tcPr>
+            <w:tcW w:type="dxa" w:w="2160"/>
+          </w:tcPr>
+          <w:p>
+            <w:r>
+              <w:rPr>
+                <w:b w:val="0"/>
+              </w:rPr>
+              <w:t>________</w:t>
+            </w:r>
+          </w:p>
+        </w:tc>
+        <w:tc>
+          <w:tcPr>
+            <w:tcW w:type="dxa" w:w="2160"/>
+          </w:tcPr>
+          <w:p>
+            <w:r>
+              <w:rPr>
+                <w:b w:val="0"/>
+              </w:rPr>
+              <w:t>________</w:t>
+            </w:r>
+          </w:p>
+        </w:tc>
+      </w:tr>
+    </w:tbl>
+    <w:p/>
     <w:tbl>
       <w:tblPr>
         <w:tblStyle w:val="TableGrid"/>
@@ -158,7 +2886,7 @@
               <w:rPr>
                 <w:b/>
               </w:rPr>
-              <w:t>시간</w:t>
+              <w:t>개인정보 관리 업무</w:t>
             </w:r>
           </w:p>
         </w:tc>
@@ -171,7 +2899,7 @@
               <w:rPr>
                 <w:b/>
               </w:rPr>
-              <w:t>활동 내용</w:t>
+              <w:t>담당</w:t>
             </w:r>
           </w:p>
         </w:tc>
@@ -184,12 +2912,66 @@
               <w:rPr>
                 <w:b/>
               </w:rPr>
-              <w:t>비고</w:t>
+              <w:t>기한</w:t>
             </w:r>
           </w:p>
         </w:tc>
       </w:tr>
       <w:tr>
+        <w:tc>
+          <w:tcPr>
+            <w:tcW w:type="dxa" w:w="2880"/>
+          </w:tcPr>
+          <w:p>
+            <w:r>
+              <w:rPr>
+                <w:b w:val="0"/>
+              </w:rPr>
+              <w:t>회신서 접근 제한 및 별도 보관</w:t>
+            </w:r>
+          </w:p>
+        </w:tc>
+        <w:tc>
+          <w:tcPr>
+            <w:tcW w:type="dxa" w:w="2880"/>
+          </w:tcPr>
+          <w:p>
+            <w:r>
+              <w:rPr>
+                <w:b w:val="0"/>
+              </w:rPr>
+              <w:t>________</w:t>
+            </w:r>
+          </w:p>
+        </w:tc>
+        <w:tc>
+          <w:tcPr>
+            <w:tcW w:type="dxa" w:w="2880"/>
+          </w:tcPr>
+          <w:p>
+            <w:r>
+              <w:rPr>
+                <w:b w:val="0"/>
+              </w:rPr>
+              <w:t>접수 즉시</w:t>
+            </w:r>
+          </w:p>
+        </w:tc>
+      </w:tr>
+      <w:tr>
+        <w:tc>
+          <w:tcPr>
+            <w:tcW w:type="dxa" w:w="2880"/>
+          </w:tcPr>
+          <w:p>
+            <w:r>
+              <w:rPr>
+                <w:b w:val="0"/>
+              </w:rPr>
+              <w:t>보유기간 종료 후 회신서 파기</w:t>
+            </w:r>
+          </w:p>
+        </w:tc>
         <w:tc>
           <w:tcPr>
             <w:tcW w:type="dxa" w:w="2880"/>
@@ -216,198 +2998,9 @@
             </w:r>
           </w:p>
         </w:tc>
-        <w:tc>
-          <w:tcPr>
-            <w:tcW w:type="dxa" w:w="2880"/>
-          </w:tcPr>
-          <w:p/>
-        </w:tc>
-      </w:tr>
-      <w:tr>
-        <w:tc>
-          <w:tcPr>
-            <w:tcW w:type="dxa" w:w="2880"/>
-          </w:tcPr>
-          <w:p>
-            <w:r>
-              <w:rPr>
-                <w:b w:val="0"/>
-              </w:rPr>
-              <w:t>________</w:t>
-            </w:r>
-          </w:p>
-        </w:tc>
-        <w:tc>
-          <w:tcPr>
-            <w:tcW w:type="dxa" w:w="2880"/>
-          </w:tcPr>
-          <w:p>
-            <w:r>
-              <w:rPr>
-                <w:b w:val="0"/>
-              </w:rPr>
-              <w:t>________</w:t>
-            </w:r>
-          </w:p>
-        </w:tc>
-        <w:tc>
-          <w:tcPr>
-            <w:tcW w:type="dxa" w:w="2880"/>
-          </w:tcPr>
-          <w:p/>
-        </w:tc>
-      </w:tr>
-      <w:tr>
-        <w:tc>
-          <w:tcPr>
-            <w:tcW w:type="dxa" w:w="2880"/>
-          </w:tcPr>
-          <w:p>
-            <w:r>
-              <w:rPr>
-                <w:b w:val="0"/>
-              </w:rPr>
-              <w:t>________</w:t>
-            </w:r>
-          </w:p>
-        </w:tc>
-        <w:tc>
-          <w:tcPr>
-            <w:tcW w:type="dxa" w:w="2880"/>
-          </w:tcPr>
-          <w:p>
-            <w:r>
-              <w:rPr>
-                <w:b w:val="0"/>
-              </w:rPr>
-              <w:t>________</w:t>
-            </w:r>
-          </w:p>
-        </w:tc>
-        <w:tc>
-          <w:tcPr>
-            <w:tcW w:type="dxa" w:w="2880"/>
-          </w:tcPr>
-          <w:p/>
-        </w:tc>
       </w:tr>
     </w:tbl>
     <w:p/>
-    <w:p>
-      <w:pPr>
-        <w:pStyle w:val="Heading2"/>
-      </w:pPr>
-      <w:r>
-        <w:rPr>
-          <w:b w:val="0"/>
-        </w:rPr>
-        <w:t>준비물 상세</w:t>
-      </w:r>
-    </w:p>
-    <w:p>
-      <w:pPr>
-        <w:pStyle w:val="ListBullet"/>
-      </w:pPr>
-      <w:r>
-        <w:rPr>
-          <w:b w:val="0"/>
-        </w:rPr>
-        <w:t>개인 준비물: ________</w:t>
-      </w:r>
-    </w:p>
-    <w:p>
-      <w:pPr>
-        <w:pStyle w:val="ListBullet"/>
-      </w:pPr>
-      <w:r>
-        <w:rPr>
-          <w:b w:val="0"/>
-        </w:rPr>
-        <w:t>기타 유의사항: ________</w:t>
-      </w:r>
-    </w:p>
-    <w:p>
-      <w:r>
-        <w:rPr>
-          <w:b w:val="0"/>
-        </w:rPr>
-        <w:t>-------------------------------- 절취선 --------------------------------</w:t>
-      </w:r>
-    </w:p>
-    <w:p>
-      <w:pPr>
-        <w:pStyle w:val="Heading2"/>
-      </w:pPr>
-      <w:r>
-        <w:rPr>
-          <w:b w:val="0"/>
-        </w:rPr>
-        <w:t>(행사명) 참가 회신서</w:t>
-      </w:r>
-    </w:p>
-    <w:p>
-      <w:pPr>
-        <w:pStyle w:val="ListBullet"/>
-      </w:pPr>
-      <w:r>
-        <w:rPr>
-          <w:b w:val="0"/>
-        </w:rPr>
-        <w:t>학생 이름: ________</w:t>
-      </w:r>
-    </w:p>
-    <w:p>
-      <w:pPr>
-        <w:pStyle w:val="ListBullet"/>
-      </w:pPr>
-      <w:r>
-        <w:rPr>
-          <w:b w:val="0"/>
-        </w:rPr>
-        <w:t>참가 여부: [ ] 참가함  [ ] 불참</w:t>
-      </w:r>
-    </w:p>
-    <w:p>
-      <w:pPr>
-        <w:pStyle w:val="ListBullet"/>
-      </w:pPr>
-      <w:r>
-        <w:rPr>
-          <w:b w:val="0"/>
-        </w:rPr>
-        <w:t>보호자 연락처: ________</w:t>
-      </w:r>
-    </w:p>
-    <w:p>
-      <w:pPr>
-        <w:pStyle w:val="ListBullet"/>
-      </w:pPr>
-      <w:r>
-        <w:rPr>
-          <w:b w:val="0"/>
-        </w:rPr>
-        <w:t>비상 연락처: ________</w:t>
-      </w:r>
-    </w:p>
-    <w:p>
-      <w:pPr>
-        <w:pStyle w:val="ListBullet"/>
-      </w:pPr>
-      <w:r>
-        <w:rPr>
-          <w:b w:val="0"/>
-        </w:rPr>
-        <w:t>보호자 서명: ________</w:t>
-      </w:r>
-    </w:p>
-    <w:p>
-      <w:r>
-        <w:rPr>
-          <w:b w:val="0"/>
-        </w:rPr>
-        <w:t>※ 위 본인은 (교회명) (행사명) 진행을 위한 개인정보(이름, 연락처) 수집 및 이용에 동의합니다.</w:t>
-      </w:r>
-    </w:p>
     <w:sectPr>
       <w:pgSz w:w="12240" w:h="15840"/>
       <w:pgMar w:top="1440" w:right="1800" w:bottom="1440" w:left="1800" w:header="720" w:footer="720" w:gutter="0"/>
